--- a/guj/docx/011.content.docx
+++ b/guj/docx/011.content.docx
@@ -372,90 +372,66 @@
           <w:lang w:val="gu_IN" w:bidi="gu_IN"/>
         </w:rPr>
       </w:r>
-      <w:hyperlink r:id="rId13">
-        <w:r>
-          <w:rPr>
-            <w:lang w:val="gu_IN" w:bidi="gu_IN"/>
-          </w:rPr>
-          <w:rPr>
-            <w:color w:val="0000EE"/>
-            <w:u w:val="single"/>
-          </w:rPr>
-          <w:t>1કાળવૃતાંત 18:1–2</w:t>
-        </w:r>
-      </w:hyperlink>
-    </w:p>
-    <w:p>
-      <w:pPr>
-        <w:pStyle w:val="ListBullet"/>
-        <w:spacing w:line="240" w:lineRule="auto"/>
-        <w:ind w:left="720"/>
-      </w:pPr>
-      <w:r>
-        <w:rPr>
-          <w:lang w:val="gu_IN" w:bidi="gu_IN"/>
-        </w:rPr>
-      </w:r>
-      <w:hyperlink r:id="rId14">
-        <w:r>
-          <w:rPr>
-            <w:lang w:val="gu_IN" w:bidi="gu_IN"/>
-          </w:rPr>
-          <w:rPr>
-            <w:color w:val="0000EE"/>
-            <w:u w:val="single"/>
-          </w:rPr>
-          <w:t>2 કાળવૃતાંત 9:22–24</w:t>
-        </w:r>
-      </w:hyperlink>
-    </w:p>
-    <w:p>
-      <w:pPr>
-        <w:pStyle w:val="ListBullet"/>
-        <w:spacing w:line="240" w:lineRule="auto"/>
-        <w:ind w:left="720"/>
-      </w:pPr>
-      <w:r>
-        <w:rPr>
-          <w:lang w:val="gu_IN" w:bidi="gu_IN"/>
-        </w:rPr>
-      </w:r>
-      <w:hyperlink r:id="rId15">
-        <w:r>
-          <w:rPr>
-            <w:lang w:val="gu_IN" w:bidi="gu_IN"/>
-          </w:rPr>
-          <w:rPr>
-            <w:color w:val="0000EE"/>
-            <w:u w:val="single"/>
-          </w:rPr>
-          <w:t>2 રાજાઓ 17:3</w:t>
-        </w:r>
-      </w:hyperlink>
-    </w:p>
-    <w:p>
-      <w:pPr>
-        <w:pStyle w:val="ListBullet"/>
-        <w:spacing w:line="240" w:lineRule="auto"/>
-        <w:ind w:left="720"/>
-      </w:pPr>
-      <w:r>
-        <w:rPr>
-          <w:lang w:val="gu_IN" w:bidi="gu_IN"/>
-        </w:rPr>
-      </w:r>
-      <w:hyperlink r:id="rId16">
-        <w:r>
-          <w:rPr>
-            <w:lang w:val="gu_IN" w:bidi="gu_IN"/>
-          </w:rPr>
-          <w:rPr>
-            <w:color w:val="0000EE"/>
-            <w:u w:val="single"/>
-          </w:rPr>
-          <w:t>લુક 23:2</w:t>
-        </w:r>
-      </w:hyperlink>
+      <w:r>
+        <w:rPr>
+          <w:lang w:val="gu_IN" w:bidi="gu_IN"/>
+        </w:rPr>
+        <w:t>1કાળવૃતાંત 18:1–2</w:t>
+      </w:r>
+    </w:p>
+    <w:p>
+      <w:pPr>
+        <w:pStyle w:val="ListBullet"/>
+        <w:spacing w:line="240" w:lineRule="auto"/>
+        <w:ind w:left="720"/>
+      </w:pPr>
+      <w:r>
+        <w:rPr>
+          <w:lang w:val="gu_IN" w:bidi="gu_IN"/>
+        </w:rPr>
+      </w:r>
+      <w:r>
+        <w:rPr>
+          <w:lang w:val="gu_IN" w:bidi="gu_IN"/>
+        </w:rPr>
+        <w:t>2 કાળવૃતાંત 9:22–24</w:t>
+      </w:r>
+    </w:p>
+    <w:p>
+      <w:pPr>
+        <w:pStyle w:val="ListBullet"/>
+        <w:spacing w:line="240" w:lineRule="auto"/>
+        <w:ind w:left="720"/>
+      </w:pPr>
+      <w:r>
+        <w:rPr>
+          <w:lang w:val="gu_IN" w:bidi="gu_IN"/>
+        </w:rPr>
+      </w:r>
+      <w:r>
+        <w:rPr>
+          <w:lang w:val="gu_IN" w:bidi="gu_IN"/>
+        </w:rPr>
+        <w:t>2 રાજાઓ 17:3</w:t>
+      </w:r>
+    </w:p>
+    <w:p>
+      <w:pPr>
+        <w:pStyle w:val="ListBullet"/>
+        <w:spacing w:line="240" w:lineRule="auto"/>
+        <w:ind w:left="720"/>
+      </w:pPr>
+      <w:r>
+        <w:rPr>
+          <w:lang w:val="gu_IN" w:bidi="gu_IN"/>
+        </w:rPr>
+      </w:r>
+      <w:r>
+        <w:rPr>
+          <w:lang w:val="gu_IN" w:bidi="gu_IN"/>
+        </w:rPr>
+        <w:t>લુક 23:2</w:t>
+      </w:r>
     </w:p>
     <w:p>
       <w:pPr>
@@ -1053,138 +1029,102 @@
           <w:lang w:val="gu_IN" w:bidi="gu_IN"/>
         </w:rPr>
       </w:r>
-      <w:hyperlink r:id="rId17">
-        <w:r>
-          <w:rPr>
-            <w:lang w:val="gu_IN" w:bidi="gu_IN"/>
-          </w:rPr>
-          <w:rPr>
-            <w:color w:val="0000EE"/>
-            <w:u w:val="single"/>
-          </w:rPr>
-          <w:t>નિર્ગમન 12:5–8</w:t>
-        </w:r>
-      </w:hyperlink>
-    </w:p>
-    <w:p>
-      <w:pPr>
-        <w:pStyle w:val="ListBullet"/>
-        <w:spacing w:line="240" w:lineRule="auto"/>
-        <w:ind w:left="720"/>
-      </w:pPr>
-      <w:r>
-        <w:rPr>
-          <w:lang w:val="gu_IN" w:bidi="gu_IN"/>
-        </w:rPr>
-      </w:r>
-      <w:hyperlink r:id="rId18">
-        <w:r>
-          <w:rPr>
-            <w:lang w:val="gu_IN" w:bidi="gu_IN"/>
-          </w:rPr>
-          <w:rPr>
-            <w:color w:val="0000EE"/>
-            <w:u w:val="single"/>
-          </w:rPr>
-          <w:t>ગલાતી 5:9–10</w:t>
-        </w:r>
-      </w:hyperlink>
-    </w:p>
-    <w:p>
-      <w:pPr>
-        <w:pStyle w:val="ListBullet"/>
-        <w:spacing w:line="240" w:lineRule="auto"/>
-        <w:ind w:left="720"/>
-      </w:pPr>
-      <w:r>
-        <w:rPr>
-          <w:lang w:val="gu_IN" w:bidi="gu_IN"/>
-        </w:rPr>
-      </w:r>
-      <w:hyperlink r:id="rId19">
-        <w:r>
-          <w:rPr>
-            <w:lang w:val="gu_IN" w:bidi="gu_IN"/>
-          </w:rPr>
-          <w:rPr>
-            <w:color w:val="0000EE"/>
-            <w:u w:val="single"/>
-          </w:rPr>
-          <w:t>લૂક 12:1</w:t>
-        </w:r>
-      </w:hyperlink>
-    </w:p>
-    <w:p>
-      <w:pPr>
-        <w:pStyle w:val="ListBullet"/>
-        <w:spacing w:line="240" w:lineRule="auto"/>
-        <w:ind w:left="720"/>
-      </w:pPr>
-      <w:r>
-        <w:rPr>
-          <w:lang w:val="gu_IN" w:bidi="gu_IN"/>
-        </w:rPr>
-      </w:r>
-      <w:hyperlink r:id="rId20">
-        <w:r>
-          <w:rPr>
-            <w:lang w:val="gu_IN" w:bidi="gu_IN"/>
-          </w:rPr>
-          <w:rPr>
-            <w:color w:val="0000EE"/>
-            <w:u w:val="single"/>
-          </w:rPr>
-          <w:t>લૂક 13:20–21</w:t>
-        </w:r>
-      </w:hyperlink>
-    </w:p>
-    <w:p>
-      <w:pPr>
-        <w:pStyle w:val="ListBullet"/>
-        <w:spacing w:line="240" w:lineRule="auto"/>
-        <w:ind w:left="720"/>
-      </w:pPr>
-      <w:r>
-        <w:rPr>
-          <w:lang w:val="gu_IN" w:bidi="gu_IN"/>
-        </w:rPr>
-      </w:r>
-      <w:hyperlink r:id="rId21">
-        <w:r>
-          <w:rPr>
-            <w:lang w:val="gu_IN" w:bidi="gu_IN"/>
-          </w:rPr>
-          <w:rPr>
-            <w:color w:val="0000EE"/>
-            <w:u w:val="single"/>
-          </w:rPr>
-          <w:t>માથ્થી 13:33</w:t>
-        </w:r>
-      </w:hyperlink>
-    </w:p>
-    <w:p>
-      <w:pPr>
-        <w:pStyle w:val="ListBullet"/>
-        <w:spacing w:line="240" w:lineRule="auto"/>
-        <w:ind w:left="720"/>
-      </w:pPr>
-      <w:r>
-        <w:rPr>
-          <w:lang w:val="gu_IN" w:bidi="gu_IN"/>
-        </w:rPr>
-      </w:r>
-      <w:hyperlink r:id="rId22">
-        <w:r>
-          <w:rPr>
-            <w:lang w:val="gu_IN" w:bidi="gu_IN"/>
-          </w:rPr>
-          <w:rPr>
-            <w:color w:val="0000EE"/>
-            <w:u w:val="single"/>
-          </w:rPr>
-          <w:t>માથ્થી 16:5–8</w:t>
-        </w:r>
-      </w:hyperlink>
+      <w:r>
+        <w:rPr>
+          <w:lang w:val="gu_IN" w:bidi="gu_IN"/>
+        </w:rPr>
+        <w:t>નિર્ગમન 12:5–8</w:t>
+      </w:r>
+    </w:p>
+    <w:p>
+      <w:pPr>
+        <w:pStyle w:val="ListBullet"/>
+        <w:spacing w:line="240" w:lineRule="auto"/>
+        <w:ind w:left="720"/>
+      </w:pPr>
+      <w:r>
+        <w:rPr>
+          <w:lang w:val="gu_IN" w:bidi="gu_IN"/>
+        </w:rPr>
+      </w:r>
+      <w:r>
+        <w:rPr>
+          <w:lang w:val="gu_IN" w:bidi="gu_IN"/>
+        </w:rPr>
+        <w:t>ગલાતી 5:9–10</w:t>
+      </w:r>
+    </w:p>
+    <w:p>
+      <w:pPr>
+        <w:pStyle w:val="ListBullet"/>
+        <w:spacing w:line="240" w:lineRule="auto"/>
+        <w:ind w:left="720"/>
+      </w:pPr>
+      <w:r>
+        <w:rPr>
+          <w:lang w:val="gu_IN" w:bidi="gu_IN"/>
+        </w:rPr>
+      </w:r>
+      <w:r>
+        <w:rPr>
+          <w:lang w:val="gu_IN" w:bidi="gu_IN"/>
+        </w:rPr>
+        <w:t>લૂક 12:1</w:t>
+      </w:r>
+    </w:p>
+    <w:p>
+      <w:pPr>
+        <w:pStyle w:val="ListBullet"/>
+        <w:spacing w:line="240" w:lineRule="auto"/>
+        <w:ind w:left="720"/>
+      </w:pPr>
+      <w:r>
+        <w:rPr>
+          <w:lang w:val="gu_IN" w:bidi="gu_IN"/>
+        </w:rPr>
+      </w:r>
+      <w:r>
+        <w:rPr>
+          <w:lang w:val="gu_IN" w:bidi="gu_IN"/>
+        </w:rPr>
+        <w:t>લૂક 13:20–21</w:t>
+      </w:r>
+    </w:p>
+    <w:p>
+      <w:pPr>
+        <w:pStyle w:val="ListBullet"/>
+        <w:spacing w:line="240" w:lineRule="auto"/>
+        <w:ind w:left="720"/>
+      </w:pPr>
+      <w:r>
+        <w:rPr>
+          <w:lang w:val="gu_IN" w:bidi="gu_IN"/>
+        </w:rPr>
+      </w:r>
+      <w:r>
+        <w:rPr>
+          <w:lang w:val="gu_IN" w:bidi="gu_IN"/>
+        </w:rPr>
+        <w:t>માથ્થી 13:33</w:t>
+      </w:r>
+    </w:p>
+    <w:p>
+      <w:pPr>
+        <w:pStyle w:val="ListBullet"/>
+        <w:spacing w:line="240" w:lineRule="auto"/>
+        <w:ind w:left="720"/>
+      </w:pPr>
+      <w:r>
+        <w:rPr>
+          <w:lang w:val="gu_IN" w:bidi="gu_IN"/>
+        </w:rPr>
+      </w:r>
+      <w:r>
+        <w:rPr>
+          <w:lang w:val="gu_IN" w:bidi="gu_IN"/>
+        </w:rPr>
+        <w:t>માથ્થી 16:5–8</w:t>
+      </w:r>
     </w:p>
     <w:p>
       <w:pPr>
@@ -1469,90 +1409,66 @@
           <w:lang w:val="gu_IN" w:bidi="gu_IN"/>
         </w:rPr>
       </w:r>
-      <w:hyperlink r:id="rId23">
-        <w:r>
-          <w:rPr>
-            <w:lang w:val="gu_IN" w:bidi="gu_IN"/>
-          </w:rPr>
-          <w:rPr>
-            <w:color w:val="0000EE"/>
-            <w:u w:val="single"/>
-          </w:rPr>
-          <w:t>પુનર્નિયમ 14:6–7</w:t>
-        </w:r>
-      </w:hyperlink>
-    </w:p>
-    <w:p>
-      <w:pPr>
-        <w:pStyle w:val="ListBullet"/>
-        <w:spacing w:line="240" w:lineRule="auto"/>
-        <w:ind w:left="720"/>
-      </w:pPr>
-      <w:r>
-        <w:rPr>
-          <w:lang w:val="gu_IN" w:bidi="gu_IN"/>
-        </w:rPr>
-      </w:r>
-      <w:hyperlink r:id="rId24">
-        <w:r>
-          <w:rPr>
-            <w:lang w:val="gu_IN" w:bidi="gu_IN"/>
-          </w:rPr>
-          <w:rPr>
-            <w:color w:val="0000EE"/>
-            <w:u w:val="single"/>
-          </w:rPr>
-          <w:t>હઝકિયેલ 26:9–11</w:t>
-        </w:r>
-      </w:hyperlink>
-    </w:p>
-    <w:p>
-      <w:pPr>
-        <w:pStyle w:val="ListBullet"/>
-        <w:spacing w:line="240" w:lineRule="auto"/>
-        <w:ind w:left="720"/>
-      </w:pPr>
-      <w:r>
-        <w:rPr>
-          <w:lang w:val="gu_IN" w:bidi="gu_IN"/>
-        </w:rPr>
-      </w:r>
-      <w:hyperlink r:id="rId25">
-        <w:r>
-          <w:rPr>
-            <w:lang w:val="gu_IN" w:bidi="gu_IN"/>
-          </w:rPr>
-          <w:rPr>
-            <w:color w:val="0000EE"/>
-            <w:u w:val="single"/>
-          </w:rPr>
-          <w:t>લેવીય 11:3–4</w:t>
-        </w:r>
-      </w:hyperlink>
-    </w:p>
-    <w:p>
-      <w:pPr>
-        <w:pStyle w:val="ListBullet"/>
-        <w:spacing w:line="240" w:lineRule="auto"/>
-        <w:ind w:left="720"/>
-      </w:pPr>
-      <w:r>
-        <w:rPr>
-          <w:lang w:val="gu_IN" w:bidi="gu_IN"/>
-        </w:rPr>
-      </w:r>
-      <w:hyperlink r:id="rId26">
-        <w:r>
-          <w:rPr>
-            <w:lang w:val="gu_IN" w:bidi="gu_IN"/>
-          </w:rPr>
-          <w:rPr>
-            <w:color w:val="0000EE"/>
-            <w:u w:val="single"/>
-          </w:rPr>
-          <w:t>ગીતશાસ્ત્ર 69:30–31</w:t>
-        </w:r>
-      </w:hyperlink>
+      <w:r>
+        <w:rPr>
+          <w:lang w:val="gu_IN" w:bidi="gu_IN"/>
+        </w:rPr>
+        <w:t>પુનર્નિયમ 14:6–7</w:t>
+      </w:r>
+    </w:p>
+    <w:p>
+      <w:pPr>
+        <w:pStyle w:val="ListBullet"/>
+        <w:spacing w:line="240" w:lineRule="auto"/>
+        <w:ind w:left="720"/>
+      </w:pPr>
+      <w:r>
+        <w:rPr>
+          <w:lang w:val="gu_IN" w:bidi="gu_IN"/>
+        </w:rPr>
+      </w:r>
+      <w:r>
+        <w:rPr>
+          <w:lang w:val="gu_IN" w:bidi="gu_IN"/>
+        </w:rPr>
+        <w:t>હઝકિયેલ 26:9–11</w:t>
+      </w:r>
+    </w:p>
+    <w:p>
+      <w:pPr>
+        <w:pStyle w:val="ListBullet"/>
+        <w:spacing w:line="240" w:lineRule="auto"/>
+        <w:ind w:left="720"/>
+      </w:pPr>
+      <w:r>
+        <w:rPr>
+          <w:lang w:val="gu_IN" w:bidi="gu_IN"/>
+        </w:rPr>
+      </w:r>
+      <w:r>
+        <w:rPr>
+          <w:lang w:val="gu_IN" w:bidi="gu_IN"/>
+        </w:rPr>
+        <w:t>લેવીય 11:3–4</w:t>
+      </w:r>
+    </w:p>
+    <w:p>
+      <w:pPr>
+        <w:pStyle w:val="ListBullet"/>
+        <w:spacing w:line="240" w:lineRule="auto"/>
+        <w:ind w:left="720"/>
+      </w:pPr>
+      <w:r>
+        <w:rPr>
+          <w:lang w:val="gu_IN" w:bidi="gu_IN"/>
+        </w:rPr>
+      </w:r>
+      <w:r>
+        <w:rPr>
+          <w:lang w:val="gu_IN" w:bidi="gu_IN"/>
+        </w:rPr>
+        <w:t>ગીતશાસ્ત્ર 69:30–31</w:t>
+      </w:r>
     </w:p>
     <w:p>
       <w:pPr>
@@ -1818,90 +1734,66 @@
           <w:lang w:val="gu_IN" w:bidi="gu_IN"/>
         </w:rPr>
       </w:r>
-      <w:hyperlink r:id="rId27">
-        <w:r>
-          <w:rPr>
-            <w:lang w:val="gu_IN" w:bidi="gu_IN"/>
-          </w:rPr>
-          <w:rPr>
-            <w:color w:val="0000EE"/>
-            <w:u w:val="single"/>
-          </w:rPr>
-          <w:t>ઉત્પત્તિ 37:21–22</w:t>
-        </w:r>
-      </w:hyperlink>
-    </w:p>
-    <w:p>
-      <w:pPr>
-        <w:pStyle w:val="ListBullet"/>
-        <w:spacing w:line="240" w:lineRule="auto"/>
-        <w:ind w:left="720"/>
-      </w:pPr>
-      <w:r>
-        <w:rPr>
-          <w:lang w:val="gu_IN" w:bidi="gu_IN"/>
-        </w:rPr>
-      </w:r>
-      <w:hyperlink r:id="rId28">
-        <w:r>
-          <w:rPr>
-            <w:lang w:val="gu_IN" w:bidi="gu_IN"/>
-          </w:rPr>
-          <w:rPr>
-            <w:color w:val="0000EE"/>
-            <w:u w:val="single"/>
-          </w:rPr>
-          <w:t>અયૂબ 33:16–18</w:t>
-        </w:r>
-      </w:hyperlink>
-    </w:p>
-    <w:p>
-      <w:pPr>
-        <w:pStyle w:val="ListBullet"/>
-        <w:spacing w:line="240" w:lineRule="auto"/>
-        <w:ind w:left="720"/>
-      </w:pPr>
-      <w:r>
-        <w:rPr>
-          <w:lang w:val="gu_IN" w:bidi="gu_IN"/>
-        </w:rPr>
-      </w:r>
-      <w:hyperlink r:id="rId29">
-        <w:r>
-          <w:rPr>
-            <w:lang w:val="gu_IN" w:bidi="gu_IN"/>
-          </w:rPr>
-          <w:rPr>
-            <w:color w:val="0000EE"/>
-            <w:u w:val="single"/>
-          </w:rPr>
-          <w:t>લૂક 6:39–40</w:t>
-        </w:r>
-      </w:hyperlink>
-    </w:p>
-    <w:p>
-      <w:pPr>
-        <w:pStyle w:val="ListBullet"/>
-        <w:spacing w:line="240" w:lineRule="auto"/>
-        <w:ind w:left="720"/>
-      </w:pPr>
-      <w:r>
-        <w:rPr>
-          <w:lang w:val="gu_IN" w:bidi="gu_IN"/>
-        </w:rPr>
-      </w:r>
-      <w:hyperlink r:id="rId30">
-        <w:r>
-          <w:rPr>
-            <w:lang w:val="gu_IN" w:bidi="gu_IN"/>
-          </w:rPr>
-          <w:rPr>
-            <w:color w:val="0000EE"/>
-            <w:u w:val="single"/>
-          </w:rPr>
-          <w:t>નીતિવચનો 1:12–14</w:t>
-        </w:r>
-      </w:hyperlink>
+      <w:r>
+        <w:rPr>
+          <w:lang w:val="gu_IN" w:bidi="gu_IN"/>
+        </w:rPr>
+        <w:t>ઉત્પત્તિ 37:21–22</w:t>
+      </w:r>
+    </w:p>
+    <w:p>
+      <w:pPr>
+        <w:pStyle w:val="ListBullet"/>
+        <w:spacing w:line="240" w:lineRule="auto"/>
+        <w:ind w:left="720"/>
+      </w:pPr>
+      <w:r>
+        <w:rPr>
+          <w:lang w:val="gu_IN" w:bidi="gu_IN"/>
+        </w:rPr>
+      </w:r>
+      <w:r>
+        <w:rPr>
+          <w:lang w:val="gu_IN" w:bidi="gu_IN"/>
+        </w:rPr>
+        <w:t>અયૂબ 33:16–18</w:t>
+      </w:r>
+    </w:p>
+    <w:p>
+      <w:pPr>
+        <w:pStyle w:val="ListBullet"/>
+        <w:spacing w:line="240" w:lineRule="auto"/>
+        <w:ind w:left="720"/>
+      </w:pPr>
+      <w:r>
+        <w:rPr>
+          <w:lang w:val="gu_IN" w:bidi="gu_IN"/>
+        </w:rPr>
+      </w:r>
+      <w:r>
+        <w:rPr>
+          <w:lang w:val="gu_IN" w:bidi="gu_IN"/>
+        </w:rPr>
+        <w:t>લૂક 6:39–40</w:t>
+      </w:r>
+    </w:p>
+    <w:p>
+      <w:pPr>
+        <w:pStyle w:val="ListBullet"/>
+        <w:spacing w:line="240" w:lineRule="auto"/>
+        <w:ind w:left="720"/>
+      </w:pPr>
+      <w:r>
+        <w:rPr>
+          <w:lang w:val="gu_IN" w:bidi="gu_IN"/>
+        </w:rPr>
+      </w:r>
+      <w:r>
+        <w:rPr>
+          <w:lang w:val="gu_IN" w:bidi="gu_IN"/>
+        </w:rPr>
+        <w:t>નીતિવચનો 1:12–14</w:t>
+      </w:r>
     </w:p>
     <w:p>
       <w:pPr>
@@ -2147,90 +2039,66 @@
           <w:lang w:val="gu_IN" w:bidi="gu_IN"/>
         </w:rPr>
       </w:r>
-      <w:hyperlink r:id="rId31">
-        <w:r>
-          <w:rPr>
-            <w:lang w:val="gu_IN" w:bidi="gu_IN"/>
-          </w:rPr>
-          <w:rPr>
-            <w:color w:val="0000EE"/>
-            <w:u w:val="single"/>
-          </w:rPr>
-          <w:t>1 કાળવૃતાંત 23:27–29</w:t>
-        </w:r>
-      </w:hyperlink>
-    </w:p>
-    <w:p>
-      <w:pPr>
-        <w:pStyle w:val="ListBullet"/>
-        <w:spacing w:line="240" w:lineRule="auto"/>
-        <w:ind w:left="720"/>
-      </w:pPr>
-      <w:r>
-        <w:rPr>
-          <w:lang w:val="gu_IN" w:bidi="gu_IN"/>
-        </w:rPr>
-      </w:r>
-      <w:hyperlink r:id="rId32">
-        <w:r>
-          <w:rPr>
-            <w:lang w:val="gu_IN" w:bidi="gu_IN"/>
-          </w:rPr>
-          <w:rPr>
-            <w:color w:val="0000EE"/>
-            <w:u w:val="single"/>
-          </w:rPr>
-          <w:t>નિર્ગમન 29:41–42</w:t>
-        </w:r>
-      </w:hyperlink>
-    </w:p>
-    <w:p>
-      <w:pPr>
-        <w:pStyle w:val="ListBullet"/>
-        <w:spacing w:line="240" w:lineRule="auto"/>
-        <w:ind w:left="720"/>
-      </w:pPr>
-      <w:r>
-        <w:rPr>
-          <w:lang w:val="gu_IN" w:bidi="gu_IN"/>
-        </w:rPr>
-      </w:r>
-      <w:hyperlink r:id="rId33">
-        <w:r>
-          <w:rPr>
-            <w:lang w:val="gu_IN" w:bidi="gu_IN"/>
-          </w:rPr>
-          <w:rPr>
-            <w:color w:val="0000EE"/>
-            <w:u w:val="single"/>
-          </w:rPr>
-          <w:t>ન્યાયાધીશો 13:19–20</w:t>
-        </w:r>
-      </w:hyperlink>
-    </w:p>
-    <w:p>
-      <w:pPr>
-        <w:pStyle w:val="ListBullet"/>
-        <w:spacing w:line="240" w:lineRule="auto"/>
-        <w:ind w:left="720"/>
-      </w:pPr>
-      <w:r>
-        <w:rPr>
-          <w:lang w:val="gu_IN" w:bidi="gu_IN"/>
-        </w:rPr>
-      </w:r>
-      <w:hyperlink r:id="rId34">
-        <w:r>
-          <w:rPr>
-            <w:lang w:val="gu_IN" w:bidi="gu_IN"/>
-          </w:rPr>
-          <w:rPr>
-            <w:color w:val="0000EE"/>
-            <w:u w:val="single"/>
-          </w:rPr>
-          <w:t>લેવીય 2:1–3</w:t>
-        </w:r>
-      </w:hyperlink>
+      <w:r>
+        <w:rPr>
+          <w:lang w:val="gu_IN" w:bidi="gu_IN"/>
+        </w:rPr>
+        <w:t>1 કાળવૃતાંત 23:27–29</w:t>
+      </w:r>
+    </w:p>
+    <w:p>
+      <w:pPr>
+        <w:pStyle w:val="ListBullet"/>
+        <w:spacing w:line="240" w:lineRule="auto"/>
+        <w:ind w:left="720"/>
+      </w:pPr>
+      <w:r>
+        <w:rPr>
+          <w:lang w:val="gu_IN" w:bidi="gu_IN"/>
+        </w:rPr>
+      </w:r>
+      <w:r>
+        <w:rPr>
+          <w:lang w:val="gu_IN" w:bidi="gu_IN"/>
+        </w:rPr>
+        <w:t>નિર્ગમન 29:41–42</w:t>
+      </w:r>
+    </w:p>
+    <w:p>
+      <w:pPr>
+        <w:pStyle w:val="ListBullet"/>
+        <w:spacing w:line="240" w:lineRule="auto"/>
+        <w:ind w:left="720"/>
+      </w:pPr>
+      <w:r>
+        <w:rPr>
+          <w:lang w:val="gu_IN" w:bidi="gu_IN"/>
+        </w:rPr>
+      </w:r>
+      <w:r>
+        <w:rPr>
+          <w:lang w:val="gu_IN" w:bidi="gu_IN"/>
+        </w:rPr>
+        <w:t>ન્યાયાધીશો 13:19–20</w:t>
+      </w:r>
+    </w:p>
+    <w:p>
+      <w:pPr>
+        <w:pStyle w:val="ListBullet"/>
+        <w:spacing w:line="240" w:lineRule="auto"/>
+        <w:ind w:left="720"/>
+      </w:pPr>
+      <w:r>
+        <w:rPr>
+          <w:lang w:val="gu_IN" w:bidi="gu_IN"/>
+        </w:rPr>
+      </w:r>
+      <w:r>
+        <w:rPr>
+          <w:lang w:val="gu_IN" w:bidi="gu_IN"/>
+        </w:rPr>
+        <w:t>લેવીય 2:1–3</w:t>
+      </w:r>
     </w:p>
     <w:p>
       <w:pPr>
@@ -2528,90 +2396,66 @@
           <w:lang w:val="gu_IN" w:bidi="gu_IN"/>
         </w:rPr>
       </w:r>
-      <w:hyperlink r:id="rId35">
-        <w:r>
-          <w:rPr>
-            <w:lang w:val="gu_IN" w:bidi="gu_IN"/>
-          </w:rPr>
-          <w:rPr>
-            <w:color w:val="0000EE"/>
-            <w:u w:val="single"/>
-          </w:rPr>
-          <w:t>2 કાળુવૃતાંત 20:1–2</w:t>
-        </w:r>
-      </w:hyperlink>
-    </w:p>
-    <w:p>
-      <w:pPr>
-        <w:pStyle w:val="ListBullet"/>
-        <w:spacing w:line="240" w:lineRule="auto"/>
-        <w:ind w:left="720"/>
-      </w:pPr>
-      <w:r>
-        <w:rPr>
-          <w:lang w:val="gu_IN" w:bidi="gu_IN"/>
-        </w:rPr>
-      </w:r>
-      <w:hyperlink r:id="rId36">
-        <w:r>
-          <w:rPr>
-            <w:lang w:val="gu_IN" w:bidi="gu_IN"/>
-          </w:rPr>
-          <w:rPr>
-            <w:color w:val="0000EE"/>
-            <w:u w:val="single"/>
-          </w:rPr>
-          <w:t>પુનર્નિયમ 3:17</w:t>
-        </w:r>
-      </w:hyperlink>
-    </w:p>
-    <w:p>
-      <w:pPr>
-        <w:pStyle w:val="ListBullet"/>
-        <w:spacing w:line="240" w:lineRule="auto"/>
-        <w:ind w:left="720"/>
-      </w:pPr>
-      <w:r>
-        <w:rPr>
-          <w:lang w:val="gu_IN" w:bidi="gu_IN"/>
-        </w:rPr>
-      </w:r>
-      <w:hyperlink r:id="rId37">
-        <w:r>
-          <w:rPr>
-            <w:lang w:val="gu_IN" w:bidi="gu_IN"/>
-          </w:rPr>
-          <w:rPr>
-            <w:color w:val="0000EE"/>
-            <w:u w:val="single"/>
-          </w:rPr>
-          <w:t>યહોશુઆ 3:14–16</w:t>
-        </w:r>
-      </w:hyperlink>
-    </w:p>
-    <w:p>
-      <w:pPr>
-        <w:pStyle w:val="ListBullet"/>
-        <w:spacing w:line="240" w:lineRule="auto"/>
-        <w:ind w:left="720"/>
-      </w:pPr>
-      <w:r>
-        <w:rPr>
-          <w:lang w:val="gu_IN" w:bidi="gu_IN"/>
-        </w:rPr>
-      </w:r>
-      <w:hyperlink r:id="rId38">
-        <w:r>
-          <w:rPr>
-            <w:lang w:val="gu_IN" w:bidi="gu_IN"/>
-          </w:rPr>
-          <w:rPr>
-            <w:color w:val="0000EE"/>
-            <w:u w:val="single"/>
-          </w:rPr>
-          <w:t>ગણના 34:1–3</w:t>
-        </w:r>
-      </w:hyperlink>
+      <w:r>
+        <w:rPr>
+          <w:lang w:val="gu_IN" w:bidi="gu_IN"/>
+        </w:rPr>
+        <w:t>2 કાળુવૃતાંત 20:1–2</w:t>
+      </w:r>
+    </w:p>
+    <w:p>
+      <w:pPr>
+        <w:pStyle w:val="ListBullet"/>
+        <w:spacing w:line="240" w:lineRule="auto"/>
+        <w:ind w:left="720"/>
+      </w:pPr>
+      <w:r>
+        <w:rPr>
+          <w:lang w:val="gu_IN" w:bidi="gu_IN"/>
+        </w:rPr>
+      </w:r>
+      <w:r>
+        <w:rPr>
+          <w:lang w:val="gu_IN" w:bidi="gu_IN"/>
+        </w:rPr>
+        <w:t>પુનર્નિયમ 3:17</w:t>
+      </w:r>
+    </w:p>
+    <w:p>
+      <w:pPr>
+        <w:pStyle w:val="ListBullet"/>
+        <w:spacing w:line="240" w:lineRule="auto"/>
+        <w:ind w:left="720"/>
+      </w:pPr>
+      <w:r>
+        <w:rPr>
+          <w:lang w:val="gu_IN" w:bidi="gu_IN"/>
+        </w:rPr>
+      </w:r>
+      <w:r>
+        <w:rPr>
+          <w:lang w:val="gu_IN" w:bidi="gu_IN"/>
+        </w:rPr>
+        <w:t>યહોશુઆ 3:14–16</w:t>
+      </w:r>
+    </w:p>
+    <w:p>
+      <w:pPr>
+        <w:pStyle w:val="ListBullet"/>
+        <w:spacing w:line="240" w:lineRule="auto"/>
+        <w:ind w:left="720"/>
+      </w:pPr>
+      <w:r>
+        <w:rPr>
+          <w:lang w:val="gu_IN" w:bidi="gu_IN"/>
+        </w:rPr>
+      </w:r>
+      <w:r>
+        <w:rPr>
+          <w:lang w:val="gu_IN" w:bidi="gu_IN"/>
+        </w:rPr>
+        <w:t>ગણના 34:1–3</w:t>
+      </w:r>
     </w:p>
     <w:p>
       <w:pPr>
@@ -2875,114 +2719,84 @@
           <w:lang w:val="gu_IN" w:bidi="gu_IN"/>
         </w:rPr>
       </w:r>
-      <w:hyperlink r:id="rId39">
-        <w:r>
-          <w:rPr>
-            <w:lang w:val="gu_IN" w:bidi="gu_IN"/>
-          </w:rPr>
-          <w:rPr>
-            <w:color w:val="0000EE"/>
-            <w:u w:val="single"/>
-          </w:rPr>
-          <w:t>1 શમુએલ 2:1</w:t>
-        </w:r>
-      </w:hyperlink>
-    </w:p>
-    <w:p>
-      <w:pPr>
-        <w:pStyle w:val="ListBullet"/>
-        <w:spacing w:line="240" w:lineRule="auto"/>
-        <w:ind w:left="720"/>
-      </w:pPr>
-      <w:r>
-        <w:rPr>
-          <w:lang w:val="gu_IN" w:bidi="gu_IN"/>
-        </w:rPr>
-      </w:r>
-      <w:hyperlink r:id="rId40">
-        <w:r>
-          <w:rPr>
-            <w:lang w:val="gu_IN" w:bidi="gu_IN"/>
-          </w:rPr>
-          <w:rPr>
-            <w:color w:val="0000EE"/>
-            <w:u w:val="single"/>
-          </w:rPr>
-          <w:t>યશાયા 13:1–3</w:t>
-        </w:r>
-      </w:hyperlink>
-    </w:p>
-    <w:p>
-      <w:pPr>
-        <w:pStyle w:val="ListBullet"/>
-        <w:spacing w:line="240" w:lineRule="auto"/>
-        <w:ind w:left="720"/>
-      </w:pPr>
-      <w:r>
-        <w:rPr>
-          <w:lang w:val="gu_IN" w:bidi="gu_IN"/>
-        </w:rPr>
-      </w:r>
-      <w:hyperlink r:id="rId41">
-        <w:r>
-          <w:rPr>
-            <w:lang w:val="gu_IN" w:bidi="gu_IN"/>
-          </w:rPr>
-          <w:rPr>
-            <w:color w:val="0000EE"/>
-            <w:u w:val="single"/>
-          </w:rPr>
-          <w:t>અયૂબ 6:10–11</w:t>
-        </w:r>
-      </w:hyperlink>
-    </w:p>
-    <w:p>
-      <w:pPr>
-        <w:pStyle w:val="ListBullet"/>
-        <w:spacing w:line="240" w:lineRule="auto"/>
-        <w:ind w:left="720"/>
-      </w:pPr>
-      <w:r>
-        <w:rPr>
-          <w:lang w:val="gu_IN" w:bidi="gu_IN"/>
-        </w:rPr>
-      </w:r>
-      <w:hyperlink r:id="rId42">
-        <w:r>
-          <w:rPr>
-            <w:lang w:val="gu_IN" w:bidi="gu_IN"/>
-          </w:rPr>
-          <w:rPr>
-            <w:color w:val="0000EE"/>
-            <w:u w:val="single"/>
-          </w:rPr>
-          <w:t>ગીતશાસ્ત્ર 68:1–3</w:t>
-        </w:r>
-      </w:hyperlink>
-    </w:p>
-    <w:p>
-      <w:pPr>
-        <w:pStyle w:val="ListBullet"/>
-        <w:spacing w:line="240" w:lineRule="auto"/>
-        <w:ind w:left="720"/>
-      </w:pPr>
-      <w:r>
-        <w:rPr>
-          <w:lang w:val="gu_IN" w:bidi="gu_IN"/>
-        </w:rPr>
-      </w:r>
-      <w:hyperlink r:id="rId43">
-        <w:r>
-          <w:rPr>
-            <w:lang w:val="gu_IN" w:bidi="gu_IN"/>
-          </w:rPr>
-          <w:rPr>
-            <w:color w:val="0000EE"/>
-            <w:u w:val="single"/>
-          </w:rPr>
-          <w:t>સફાન્યા 2:15</w:t>
-        </w:r>
-      </w:hyperlink>
+      <w:r>
+        <w:rPr>
+          <w:lang w:val="gu_IN" w:bidi="gu_IN"/>
+        </w:rPr>
+        <w:t>1 શમુએલ 2:1</w:t>
+      </w:r>
+    </w:p>
+    <w:p>
+      <w:pPr>
+        <w:pStyle w:val="ListBullet"/>
+        <w:spacing w:line="240" w:lineRule="auto"/>
+        <w:ind w:left="720"/>
+      </w:pPr>
+      <w:r>
+        <w:rPr>
+          <w:lang w:val="gu_IN" w:bidi="gu_IN"/>
+        </w:rPr>
+      </w:r>
+      <w:r>
+        <w:rPr>
+          <w:lang w:val="gu_IN" w:bidi="gu_IN"/>
+        </w:rPr>
+        <w:t>યશાયા 13:1–3</w:t>
+      </w:r>
+    </w:p>
+    <w:p>
+      <w:pPr>
+        <w:pStyle w:val="ListBullet"/>
+        <w:spacing w:line="240" w:lineRule="auto"/>
+        <w:ind w:left="720"/>
+      </w:pPr>
+      <w:r>
+        <w:rPr>
+          <w:lang w:val="gu_IN" w:bidi="gu_IN"/>
+        </w:rPr>
+      </w:r>
+      <w:r>
+        <w:rPr>
+          <w:lang w:val="gu_IN" w:bidi="gu_IN"/>
+        </w:rPr>
+        <w:t>અયૂબ 6:10–11</w:t>
+      </w:r>
+    </w:p>
+    <w:p>
+      <w:pPr>
+        <w:pStyle w:val="ListBullet"/>
+        <w:spacing w:line="240" w:lineRule="auto"/>
+        <w:ind w:left="720"/>
+      </w:pPr>
+      <w:r>
+        <w:rPr>
+          <w:lang w:val="gu_IN" w:bidi="gu_IN"/>
+        </w:rPr>
+      </w:r>
+      <w:r>
+        <w:rPr>
+          <w:lang w:val="gu_IN" w:bidi="gu_IN"/>
+        </w:rPr>
+        <w:t>ગીતશાસ્ત્ર 68:1–3</w:t>
+      </w:r>
+    </w:p>
+    <w:p>
+      <w:pPr>
+        <w:pStyle w:val="ListBullet"/>
+        <w:spacing w:line="240" w:lineRule="auto"/>
+        <w:ind w:left="720"/>
+      </w:pPr>
+      <w:r>
+        <w:rPr>
+          <w:lang w:val="gu_IN" w:bidi="gu_IN"/>
+        </w:rPr>
+      </w:r>
+      <w:r>
+        <w:rPr>
+          <w:lang w:val="gu_IN" w:bidi="gu_IN"/>
+        </w:rPr>
+        <w:t>સફાન્યા 2:15</w:t>
+      </w:r>
     </w:p>
     <w:p>
       <w:pPr>
@@ -3259,90 +3073,66 @@
           <w:lang w:val="gu_IN" w:bidi="gu_IN"/>
         </w:rPr>
       </w:r>
-      <w:hyperlink r:id="rId44">
-        <w:r>
-          <w:rPr>
-            <w:lang w:val="gu_IN" w:bidi="gu_IN"/>
-          </w:rPr>
-          <w:rPr>
-            <w:color w:val="0000EE"/>
-            <w:u w:val="single"/>
-          </w:rPr>
-          <w:t>પ્રેરિતો 4:11–12</w:t>
-        </w:r>
-      </w:hyperlink>
-    </w:p>
-    <w:p>
-      <w:pPr>
-        <w:pStyle w:val="ListBullet"/>
-        <w:spacing w:line="240" w:lineRule="auto"/>
-        <w:ind w:left="720"/>
-      </w:pPr>
-      <w:r>
-        <w:rPr>
-          <w:lang w:val="gu_IN" w:bidi="gu_IN"/>
-        </w:rPr>
-      </w:r>
-      <w:hyperlink r:id="rId45">
-        <w:r>
-          <w:rPr>
-            <w:lang w:val="gu_IN" w:bidi="gu_IN"/>
-          </w:rPr>
-          <w:rPr>
-            <w:color w:val="0000EE"/>
-            <w:u w:val="single"/>
-          </w:rPr>
-          <w:t>એફેસીઓ 2:19–22</w:t>
-        </w:r>
-      </w:hyperlink>
-    </w:p>
-    <w:p>
-      <w:pPr>
-        <w:pStyle w:val="ListBullet"/>
-        <w:spacing w:line="240" w:lineRule="auto"/>
-        <w:ind w:left="720"/>
-      </w:pPr>
-      <w:r>
-        <w:rPr>
-          <w:lang w:val="gu_IN" w:bidi="gu_IN"/>
-        </w:rPr>
-      </w:r>
-      <w:hyperlink r:id="rId46">
-        <w:r>
-          <w:rPr>
-            <w:lang w:val="gu_IN" w:bidi="gu_IN"/>
-          </w:rPr>
-          <w:rPr>
-            <w:color w:val="0000EE"/>
-            <w:u w:val="single"/>
-          </w:rPr>
-          <w:t>માથ્થી 21:42</w:t>
-        </w:r>
-      </w:hyperlink>
-    </w:p>
-    <w:p>
-      <w:pPr>
-        <w:pStyle w:val="ListBullet"/>
-        <w:spacing w:line="240" w:lineRule="auto"/>
-        <w:ind w:left="720"/>
-      </w:pPr>
-      <w:r>
-        <w:rPr>
-          <w:lang w:val="gu_IN" w:bidi="gu_IN"/>
-        </w:rPr>
-      </w:r>
-      <w:hyperlink r:id="rId47">
-        <w:r>
-          <w:rPr>
-            <w:lang w:val="gu_IN" w:bidi="gu_IN"/>
-          </w:rPr>
-          <w:rPr>
-            <w:color w:val="0000EE"/>
-            <w:u w:val="single"/>
-          </w:rPr>
-          <w:t>ગીતશાસ્ત્ર 118:22–23</w:t>
-        </w:r>
-      </w:hyperlink>
+      <w:r>
+        <w:rPr>
+          <w:lang w:val="gu_IN" w:bidi="gu_IN"/>
+        </w:rPr>
+        <w:t>પ્રેરિતો 4:11–12</w:t>
+      </w:r>
+    </w:p>
+    <w:p>
+      <w:pPr>
+        <w:pStyle w:val="ListBullet"/>
+        <w:spacing w:line="240" w:lineRule="auto"/>
+        <w:ind w:left="720"/>
+      </w:pPr>
+      <w:r>
+        <w:rPr>
+          <w:lang w:val="gu_IN" w:bidi="gu_IN"/>
+        </w:rPr>
+      </w:r>
+      <w:r>
+        <w:rPr>
+          <w:lang w:val="gu_IN" w:bidi="gu_IN"/>
+        </w:rPr>
+        <w:t>એફેસીઓ 2:19–22</w:t>
+      </w:r>
+    </w:p>
+    <w:p>
+      <w:pPr>
+        <w:pStyle w:val="ListBullet"/>
+        <w:spacing w:line="240" w:lineRule="auto"/>
+        <w:ind w:left="720"/>
+      </w:pPr>
+      <w:r>
+        <w:rPr>
+          <w:lang w:val="gu_IN" w:bidi="gu_IN"/>
+        </w:rPr>
+      </w:r>
+      <w:r>
+        <w:rPr>
+          <w:lang w:val="gu_IN" w:bidi="gu_IN"/>
+        </w:rPr>
+        <w:t>માથ્થી 21:42</w:t>
+      </w:r>
+    </w:p>
+    <w:p>
+      <w:pPr>
+        <w:pStyle w:val="ListBullet"/>
+        <w:spacing w:line="240" w:lineRule="auto"/>
+        <w:ind w:left="720"/>
+      </w:pPr>
+      <w:r>
+        <w:rPr>
+          <w:lang w:val="gu_IN" w:bidi="gu_IN"/>
+        </w:rPr>
+      </w:r>
+      <w:r>
+        <w:rPr>
+          <w:lang w:val="gu_IN" w:bidi="gu_IN"/>
+        </w:rPr>
+        <w:t>ગીતશાસ્ત્ર 118:22–23</w:t>
+      </w:r>
     </w:p>
     <w:p>
       <w:pPr>
@@ -3602,186 +3392,138 @@
           <w:lang w:val="gu_IN" w:bidi="gu_IN"/>
         </w:rPr>
       </w:r>
-      <w:hyperlink r:id="rId48">
-        <w:r>
-          <w:rPr>
-            <w:lang w:val="gu_IN" w:bidi="gu_IN"/>
-          </w:rPr>
-          <w:rPr>
-            <w:color w:val="0000EE"/>
-            <w:u w:val="single"/>
-          </w:rPr>
-          <w:t>1 કરંથી 4:14–16</w:t>
-        </w:r>
-      </w:hyperlink>
-    </w:p>
-    <w:p>
-      <w:pPr>
-        <w:pStyle w:val="ListBullet"/>
-        <w:spacing w:line="240" w:lineRule="auto"/>
-        <w:ind w:left="720"/>
-      </w:pPr>
-      <w:r>
-        <w:rPr>
-          <w:lang w:val="gu_IN" w:bidi="gu_IN"/>
-        </w:rPr>
-      </w:r>
-      <w:hyperlink r:id="rId49">
-        <w:r>
-          <w:rPr>
-            <w:lang w:val="gu_IN" w:bidi="gu_IN"/>
-          </w:rPr>
-          <w:rPr>
-            <w:color w:val="0000EE"/>
-            <w:u w:val="single"/>
-          </w:rPr>
-          <w:t>1 યોહાન 3:1–3</w:t>
-        </w:r>
-      </w:hyperlink>
-    </w:p>
-    <w:p>
-      <w:pPr>
-        <w:pStyle w:val="ListBullet"/>
-        <w:spacing w:line="240" w:lineRule="auto"/>
-        <w:ind w:left="720"/>
-      </w:pPr>
-      <w:r>
-        <w:rPr>
-          <w:lang w:val="gu_IN" w:bidi="gu_IN"/>
-        </w:rPr>
-      </w:r>
-      <w:hyperlink r:id="rId50">
-        <w:r>
-          <w:rPr>
-            <w:lang w:val="gu_IN" w:bidi="gu_IN"/>
-          </w:rPr>
-          <w:rPr>
-            <w:color w:val="0000EE"/>
-            <w:u w:val="single"/>
-          </w:rPr>
-          <w:t>1 યોહાન 4:7–8</w:t>
-        </w:r>
-      </w:hyperlink>
-    </w:p>
-    <w:p>
-      <w:pPr>
-        <w:pStyle w:val="ListBullet"/>
-        <w:spacing w:line="240" w:lineRule="auto"/>
-        <w:ind w:left="720"/>
-      </w:pPr>
-      <w:r>
-        <w:rPr>
-          <w:lang w:val="gu_IN" w:bidi="gu_IN"/>
-        </w:rPr>
-      </w:r>
-      <w:hyperlink r:id="rId51">
-        <w:r>
-          <w:rPr>
-            <w:lang w:val="gu_IN" w:bidi="gu_IN"/>
-          </w:rPr>
-          <w:rPr>
-            <w:color w:val="0000EE"/>
-            <w:u w:val="single"/>
-          </w:rPr>
-          <w:t>માર્ક 1:9–11</w:t>
-        </w:r>
-      </w:hyperlink>
-    </w:p>
-    <w:p>
-      <w:pPr>
-        <w:pStyle w:val="ListBullet"/>
-        <w:spacing w:line="240" w:lineRule="auto"/>
-        <w:ind w:left="720"/>
-      </w:pPr>
-      <w:r>
-        <w:rPr>
-          <w:lang w:val="gu_IN" w:bidi="gu_IN"/>
-        </w:rPr>
-      </w:r>
-      <w:hyperlink r:id="rId52">
-        <w:r>
-          <w:rPr>
-            <w:lang w:val="gu_IN" w:bidi="gu_IN"/>
-          </w:rPr>
-          <w:rPr>
-            <w:color w:val="0000EE"/>
-            <w:u w:val="single"/>
-          </w:rPr>
-          <w:t>માર્ક 12:6–7</w:t>
-        </w:r>
-      </w:hyperlink>
-    </w:p>
-    <w:p>
-      <w:pPr>
-        <w:pStyle w:val="ListBullet"/>
-        <w:spacing w:line="240" w:lineRule="auto"/>
-        <w:ind w:left="720"/>
-      </w:pPr>
-      <w:r>
-        <w:rPr>
-          <w:lang w:val="gu_IN" w:bidi="gu_IN"/>
-        </w:rPr>
-      </w:r>
-      <w:hyperlink r:id="rId53">
-        <w:r>
-          <w:rPr>
-            <w:lang w:val="gu_IN" w:bidi="gu_IN"/>
-          </w:rPr>
-          <w:rPr>
-            <w:color w:val="0000EE"/>
-            <w:u w:val="single"/>
-          </w:rPr>
-          <w:t>પ્રકટીકરણ 20:9–10</w:t>
-        </w:r>
-      </w:hyperlink>
-    </w:p>
-    <w:p>
-      <w:pPr>
-        <w:pStyle w:val="ListBullet"/>
-        <w:spacing w:line="240" w:lineRule="auto"/>
-        <w:ind w:left="720"/>
-      </w:pPr>
-      <w:r>
-        <w:rPr>
-          <w:lang w:val="gu_IN" w:bidi="gu_IN"/>
-        </w:rPr>
-      </w:r>
-      <w:hyperlink r:id="rId54">
-        <w:r>
-          <w:rPr>
-            <w:lang w:val="gu_IN" w:bidi="gu_IN"/>
-          </w:rPr>
-          <w:rPr>
-            <w:color w:val="0000EE"/>
-            <w:u w:val="single"/>
-          </w:rPr>
-          <w:t>રોમનો 16:6–8</w:t>
-        </w:r>
-      </w:hyperlink>
-    </w:p>
-    <w:p>
-      <w:pPr>
-        <w:pStyle w:val="ListBullet"/>
-        <w:spacing w:line="240" w:lineRule="auto"/>
-        <w:ind w:left="720"/>
-      </w:pPr>
-      <w:r>
-        <w:rPr>
-          <w:lang w:val="gu_IN" w:bidi="gu_IN"/>
-        </w:rPr>
-      </w:r>
-      <w:hyperlink r:id="rId55">
-        <w:r>
-          <w:rPr>
-            <w:lang w:val="gu_IN" w:bidi="gu_IN"/>
-          </w:rPr>
-          <w:rPr>
-            <w:color w:val="0000EE"/>
-            <w:u w:val="single"/>
-          </w:rPr>
-          <w:t>ગીતોનું ગીત 1:12–14</w:t>
-        </w:r>
-      </w:hyperlink>
+      <w:r>
+        <w:rPr>
+          <w:lang w:val="gu_IN" w:bidi="gu_IN"/>
+        </w:rPr>
+        <w:t>1 કરંથી 4:14–16</w:t>
+      </w:r>
+    </w:p>
+    <w:p>
+      <w:pPr>
+        <w:pStyle w:val="ListBullet"/>
+        <w:spacing w:line="240" w:lineRule="auto"/>
+        <w:ind w:left="720"/>
+      </w:pPr>
+      <w:r>
+        <w:rPr>
+          <w:lang w:val="gu_IN" w:bidi="gu_IN"/>
+        </w:rPr>
+      </w:r>
+      <w:r>
+        <w:rPr>
+          <w:lang w:val="gu_IN" w:bidi="gu_IN"/>
+        </w:rPr>
+        <w:t>1 યોહાન 3:1–3</w:t>
+      </w:r>
+    </w:p>
+    <w:p>
+      <w:pPr>
+        <w:pStyle w:val="ListBullet"/>
+        <w:spacing w:line="240" w:lineRule="auto"/>
+        <w:ind w:left="720"/>
+      </w:pPr>
+      <w:r>
+        <w:rPr>
+          <w:lang w:val="gu_IN" w:bidi="gu_IN"/>
+        </w:rPr>
+      </w:r>
+      <w:r>
+        <w:rPr>
+          <w:lang w:val="gu_IN" w:bidi="gu_IN"/>
+        </w:rPr>
+        <w:t>1 યોહાન 4:7–8</w:t>
+      </w:r>
+    </w:p>
+    <w:p>
+      <w:pPr>
+        <w:pStyle w:val="ListBullet"/>
+        <w:spacing w:line="240" w:lineRule="auto"/>
+        <w:ind w:left="720"/>
+      </w:pPr>
+      <w:r>
+        <w:rPr>
+          <w:lang w:val="gu_IN" w:bidi="gu_IN"/>
+        </w:rPr>
+      </w:r>
+      <w:r>
+        <w:rPr>
+          <w:lang w:val="gu_IN" w:bidi="gu_IN"/>
+        </w:rPr>
+        <w:t>માર્ક 1:9–11</w:t>
+      </w:r>
+    </w:p>
+    <w:p>
+      <w:pPr>
+        <w:pStyle w:val="ListBullet"/>
+        <w:spacing w:line="240" w:lineRule="auto"/>
+        <w:ind w:left="720"/>
+      </w:pPr>
+      <w:r>
+        <w:rPr>
+          <w:lang w:val="gu_IN" w:bidi="gu_IN"/>
+        </w:rPr>
+      </w:r>
+      <w:r>
+        <w:rPr>
+          <w:lang w:val="gu_IN" w:bidi="gu_IN"/>
+        </w:rPr>
+        <w:t>માર્ક 12:6–7</w:t>
+      </w:r>
+    </w:p>
+    <w:p>
+      <w:pPr>
+        <w:pStyle w:val="ListBullet"/>
+        <w:spacing w:line="240" w:lineRule="auto"/>
+        <w:ind w:left="720"/>
+      </w:pPr>
+      <w:r>
+        <w:rPr>
+          <w:lang w:val="gu_IN" w:bidi="gu_IN"/>
+        </w:rPr>
+      </w:r>
+      <w:r>
+        <w:rPr>
+          <w:lang w:val="gu_IN" w:bidi="gu_IN"/>
+        </w:rPr>
+        <w:t>પ્રકટીકરણ 20:9–10</w:t>
+      </w:r>
+    </w:p>
+    <w:p>
+      <w:pPr>
+        <w:pStyle w:val="ListBullet"/>
+        <w:spacing w:line="240" w:lineRule="auto"/>
+        <w:ind w:left="720"/>
+      </w:pPr>
+      <w:r>
+        <w:rPr>
+          <w:lang w:val="gu_IN" w:bidi="gu_IN"/>
+        </w:rPr>
+      </w:r>
+      <w:r>
+        <w:rPr>
+          <w:lang w:val="gu_IN" w:bidi="gu_IN"/>
+        </w:rPr>
+        <w:t>રોમનો 16:6–8</w:t>
+      </w:r>
+    </w:p>
+    <w:p>
+      <w:pPr>
+        <w:pStyle w:val="ListBullet"/>
+        <w:spacing w:line="240" w:lineRule="auto"/>
+        <w:ind w:left="720"/>
+      </w:pPr>
+      <w:r>
+        <w:rPr>
+          <w:lang w:val="gu_IN" w:bidi="gu_IN"/>
+        </w:rPr>
+      </w:r>
+      <w:r>
+        <w:rPr>
+          <w:lang w:val="gu_IN" w:bidi="gu_IN"/>
+        </w:rPr>
+        <w:t>ગીતોનું ગીત 1:12–14</w:t>
+      </w:r>
     </w:p>
     <w:p>
       <w:pPr>
@@ -3994,138 +3736,102 @@
           <w:lang w:val="gu_IN" w:bidi="gu_IN"/>
         </w:rPr>
       </w:r>
-      <w:hyperlink r:id="rId56">
-        <w:r>
-          <w:rPr>
-            <w:lang w:val="gu_IN" w:bidi="gu_IN"/>
-          </w:rPr>
-          <w:rPr>
-            <w:color w:val="0000EE"/>
-            <w:u w:val="single"/>
-          </w:rPr>
-          <w:t>પ્રેરિતો 8:26–28</w:t>
-        </w:r>
-      </w:hyperlink>
-    </w:p>
-    <w:p>
-      <w:pPr>
-        <w:pStyle w:val="ListBullet"/>
-        <w:spacing w:line="240" w:lineRule="auto"/>
-        <w:ind w:left="720"/>
-      </w:pPr>
-      <w:r>
-        <w:rPr>
-          <w:lang w:val="gu_IN" w:bidi="gu_IN"/>
-        </w:rPr>
-      </w:r>
-      <w:hyperlink r:id="rId57">
-        <w:r>
-          <w:rPr>
-            <w:lang w:val="gu_IN" w:bidi="gu_IN"/>
-          </w:rPr>
-          <w:rPr>
-            <w:color w:val="0000EE"/>
-            <w:u w:val="single"/>
-          </w:rPr>
-          <w:t>પ્રેરિતો 8:36–38</w:t>
-        </w:r>
-      </w:hyperlink>
-    </w:p>
-    <w:p>
-      <w:pPr>
-        <w:pStyle w:val="ListBullet"/>
-        <w:spacing w:line="240" w:lineRule="auto"/>
-        <w:ind w:left="720"/>
-      </w:pPr>
-      <w:r>
-        <w:rPr>
-          <w:lang w:val="gu_IN" w:bidi="gu_IN"/>
-        </w:rPr>
-      </w:r>
-      <w:hyperlink r:id="rId58">
-        <w:r>
-          <w:rPr>
-            <w:lang w:val="gu_IN" w:bidi="gu_IN"/>
-          </w:rPr>
-          <w:rPr>
-            <w:color w:val="0000EE"/>
-            <w:u w:val="single"/>
-          </w:rPr>
-          <w:t>પ્રેરિતો 8:39–40</w:t>
-        </w:r>
-      </w:hyperlink>
-    </w:p>
-    <w:p>
-      <w:pPr>
-        <w:pStyle w:val="ListBullet"/>
-        <w:spacing w:line="240" w:lineRule="auto"/>
-        <w:ind w:left="720"/>
-      </w:pPr>
-      <w:r>
-        <w:rPr>
-          <w:lang w:val="gu_IN" w:bidi="gu_IN"/>
-        </w:rPr>
-      </w:r>
-      <w:hyperlink r:id="rId59">
-        <w:r>
-          <w:rPr>
-            <w:lang w:val="gu_IN" w:bidi="gu_IN"/>
-          </w:rPr>
-          <w:rPr>
-            <w:color w:val="0000EE"/>
-            <w:u w:val="single"/>
-          </w:rPr>
-          <w:t>યશાયા 39:7–8</w:t>
-        </w:r>
-      </w:hyperlink>
-    </w:p>
-    <w:p>
-      <w:pPr>
-        <w:pStyle w:val="ListBullet"/>
-        <w:spacing w:line="240" w:lineRule="auto"/>
-        <w:ind w:left="720"/>
-      </w:pPr>
-      <w:r>
-        <w:rPr>
-          <w:lang w:val="gu_IN" w:bidi="gu_IN"/>
-        </w:rPr>
-      </w:r>
-      <w:hyperlink r:id="rId60">
-        <w:r>
-          <w:rPr>
-            <w:lang w:val="gu_IN" w:bidi="gu_IN"/>
-          </w:rPr>
-          <w:rPr>
-            <w:color w:val="0000EE"/>
-            <w:u w:val="single"/>
-          </w:rPr>
-          <w:t>યર્મિયા 34:17–19</w:t>
-        </w:r>
-      </w:hyperlink>
-    </w:p>
-    <w:p>
-      <w:pPr>
-        <w:pStyle w:val="ListBullet"/>
-        <w:spacing w:line="240" w:lineRule="auto"/>
-        <w:ind w:left="720"/>
-      </w:pPr>
-      <w:r>
-        <w:rPr>
-          <w:lang w:val="gu_IN" w:bidi="gu_IN"/>
-        </w:rPr>
-      </w:r>
-      <w:hyperlink r:id="rId61">
-        <w:r>
-          <w:rPr>
-            <w:lang w:val="gu_IN" w:bidi="gu_IN"/>
-          </w:rPr>
-          <w:rPr>
-            <w:color w:val="0000EE"/>
-            <w:u w:val="single"/>
-          </w:rPr>
-          <w:t>માથ્થી 19:10–12</w:t>
-        </w:r>
-      </w:hyperlink>
+      <w:r>
+        <w:rPr>
+          <w:lang w:val="gu_IN" w:bidi="gu_IN"/>
+        </w:rPr>
+        <w:t>પ્રેરિતો 8:26–28</w:t>
+      </w:r>
+    </w:p>
+    <w:p>
+      <w:pPr>
+        <w:pStyle w:val="ListBullet"/>
+        <w:spacing w:line="240" w:lineRule="auto"/>
+        <w:ind w:left="720"/>
+      </w:pPr>
+      <w:r>
+        <w:rPr>
+          <w:lang w:val="gu_IN" w:bidi="gu_IN"/>
+        </w:rPr>
+      </w:r>
+      <w:r>
+        <w:rPr>
+          <w:lang w:val="gu_IN" w:bidi="gu_IN"/>
+        </w:rPr>
+        <w:t>પ્રેરિતો 8:36–38</w:t>
+      </w:r>
+    </w:p>
+    <w:p>
+      <w:pPr>
+        <w:pStyle w:val="ListBullet"/>
+        <w:spacing w:line="240" w:lineRule="auto"/>
+        <w:ind w:left="720"/>
+      </w:pPr>
+      <w:r>
+        <w:rPr>
+          <w:lang w:val="gu_IN" w:bidi="gu_IN"/>
+        </w:rPr>
+      </w:r>
+      <w:r>
+        <w:rPr>
+          <w:lang w:val="gu_IN" w:bidi="gu_IN"/>
+        </w:rPr>
+        <w:t>પ્રેરિતો 8:39–40</w:t>
+      </w:r>
+    </w:p>
+    <w:p>
+      <w:pPr>
+        <w:pStyle w:val="ListBullet"/>
+        <w:spacing w:line="240" w:lineRule="auto"/>
+        <w:ind w:left="720"/>
+      </w:pPr>
+      <w:r>
+        <w:rPr>
+          <w:lang w:val="gu_IN" w:bidi="gu_IN"/>
+        </w:rPr>
+      </w:r>
+      <w:r>
+        <w:rPr>
+          <w:lang w:val="gu_IN" w:bidi="gu_IN"/>
+        </w:rPr>
+        <w:t>યશાયા 39:7–8</w:t>
+      </w:r>
+    </w:p>
+    <w:p>
+      <w:pPr>
+        <w:pStyle w:val="ListBullet"/>
+        <w:spacing w:line="240" w:lineRule="auto"/>
+        <w:ind w:left="720"/>
+      </w:pPr>
+      <w:r>
+        <w:rPr>
+          <w:lang w:val="gu_IN" w:bidi="gu_IN"/>
+        </w:rPr>
+      </w:r>
+      <w:r>
+        <w:rPr>
+          <w:lang w:val="gu_IN" w:bidi="gu_IN"/>
+        </w:rPr>
+        <w:t>યર્મિયા 34:17–19</w:t>
+      </w:r>
+    </w:p>
+    <w:p>
+      <w:pPr>
+        <w:pStyle w:val="ListBullet"/>
+        <w:spacing w:line="240" w:lineRule="auto"/>
+        <w:ind w:left="720"/>
+      </w:pPr>
+      <w:r>
+        <w:rPr>
+          <w:lang w:val="gu_IN" w:bidi="gu_IN"/>
+        </w:rPr>
+      </w:r>
+      <w:r>
+        <w:rPr>
+          <w:lang w:val="gu_IN" w:bidi="gu_IN"/>
+        </w:rPr>
+        <w:t>માથ્થી 19:10–12</w:t>
+      </w:r>
     </w:p>
     <w:p>
       <w:pPr>
@@ -4287,138 +3993,102 @@
           <w:lang w:val="gu_IN" w:bidi="gu_IN"/>
         </w:rPr>
       </w:r>
-      <w:hyperlink r:id="rId62">
-        <w:r>
-          <w:rPr>
-            <w:lang w:val="gu_IN" w:bidi="gu_IN"/>
-          </w:rPr>
-          <w:rPr>
-            <w:color w:val="0000EE"/>
-            <w:u w:val="single"/>
-          </w:rPr>
-          <w:t>પ્રેરિતોનાં કૃત્યો 7:26–28</w:t>
-        </w:r>
-      </w:hyperlink>
-    </w:p>
-    <w:p>
-      <w:pPr>
-        <w:pStyle w:val="ListBullet"/>
-        <w:spacing w:line="240" w:lineRule="auto"/>
-        <w:ind w:left="720"/>
-      </w:pPr>
-      <w:r>
-        <w:rPr>
-          <w:lang w:val="gu_IN" w:bidi="gu_IN"/>
-        </w:rPr>
-      </w:r>
-      <w:hyperlink r:id="rId63">
-        <w:r>
-          <w:rPr>
-            <w:lang w:val="gu_IN" w:bidi="gu_IN"/>
-          </w:rPr>
-          <w:rPr>
-            <w:color w:val="0000EE"/>
-            <w:u w:val="single"/>
-          </w:rPr>
-          <w:t>નિર્ગમન 22:20–21</w:t>
-        </w:r>
-      </w:hyperlink>
-    </w:p>
-    <w:p>
-      <w:pPr>
-        <w:pStyle w:val="ListBullet"/>
-        <w:spacing w:line="240" w:lineRule="auto"/>
-        <w:ind w:left="720"/>
-      </w:pPr>
-      <w:r>
-        <w:rPr>
-          <w:lang w:val="gu_IN" w:bidi="gu_IN"/>
-        </w:rPr>
-      </w:r>
-      <w:hyperlink r:id="rId64">
-        <w:r>
-          <w:rPr>
-            <w:lang w:val="gu_IN" w:bidi="gu_IN"/>
-          </w:rPr>
-          <w:rPr>
-            <w:color w:val="0000EE"/>
-            <w:u w:val="single"/>
-          </w:rPr>
-          <w:t>ઉત્પત્તિ 16:5–6</w:t>
-        </w:r>
-      </w:hyperlink>
-    </w:p>
-    <w:p>
-      <w:pPr>
-        <w:pStyle w:val="ListBullet"/>
-        <w:spacing w:line="240" w:lineRule="auto"/>
-        <w:ind w:left="720"/>
-      </w:pPr>
-      <w:r>
-        <w:rPr>
-          <w:lang w:val="gu_IN" w:bidi="gu_IN"/>
-        </w:rPr>
-      </w:r>
-      <w:hyperlink r:id="rId65">
-        <w:r>
-          <w:rPr>
-            <w:lang w:val="gu_IN" w:bidi="gu_IN"/>
-          </w:rPr>
-          <w:rPr>
-            <w:color w:val="0000EE"/>
-            <w:u w:val="single"/>
-          </w:rPr>
-          <w:t>લૂક 6:27–28</w:t>
-        </w:r>
-      </w:hyperlink>
-    </w:p>
-    <w:p>
-      <w:pPr>
-        <w:pStyle w:val="ListBullet"/>
-        <w:spacing w:line="240" w:lineRule="auto"/>
-        <w:ind w:left="720"/>
-      </w:pPr>
-      <w:r>
-        <w:rPr>
-          <w:lang w:val="gu_IN" w:bidi="gu_IN"/>
-        </w:rPr>
-      </w:r>
-      <w:hyperlink r:id="rId66">
-        <w:r>
-          <w:rPr>
-            <w:lang w:val="gu_IN" w:bidi="gu_IN"/>
-          </w:rPr>
-          <w:rPr>
-            <w:color w:val="0000EE"/>
-            <w:u w:val="single"/>
-          </w:rPr>
-          <w:t>માથ્થી 20:13–14</w:t>
-        </w:r>
-      </w:hyperlink>
-    </w:p>
-    <w:p>
-      <w:pPr>
-        <w:pStyle w:val="ListBullet"/>
-        <w:spacing w:line="240" w:lineRule="auto"/>
-        <w:ind w:left="720"/>
-      </w:pPr>
-      <w:r>
-        <w:rPr>
-          <w:lang w:val="gu_IN" w:bidi="gu_IN"/>
-        </w:rPr>
-      </w:r>
-      <w:hyperlink r:id="rId67">
-        <w:r>
-          <w:rPr>
-            <w:lang w:val="gu_IN" w:bidi="gu_IN"/>
-          </w:rPr>
-          <w:rPr>
-            <w:color w:val="0000EE"/>
-            <w:u w:val="single"/>
-          </w:rPr>
-          <w:t>ગીતશાસ્ત્ર 71:12–13</w:t>
-        </w:r>
-      </w:hyperlink>
+      <w:r>
+        <w:rPr>
+          <w:lang w:val="gu_IN" w:bidi="gu_IN"/>
+        </w:rPr>
+        <w:t>પ્રેરિતોનાં કૃત્યો 7:26–28</w:t>
+      </w:r>
+    </w:p>
+    <w:p>
+      <w:pPr>
+        <w:pStyle w:val="ListBullet"/>
+        <w:spacing w:line="240" w:lineRule="auto"/>
+        <w:ind w:left="720"/>
+      </w:pPr>
+      <w:r>
+        <w:rPr>
+          <w:lang w:val="gu_IN" w:bidi="gu_IN"/>
+        </w:rPr>
+      </w:r>
+      <w:r>
+        <w:rPr>
+          <w:lang w:val="gu_IN" w:bidi="gu_IN"/>
+        </w:rPr>
+        <w:t>નિર્ગમન 22:20–21</w:t>
+      </w:r>
+    </w:p>
+    <w:p>
+      <w:pPr>
+        <w:pStyle w:val="ListBullet"/>
+        <w:spacing w:line="240" w:lineRule="auto"/>
+        <w:ind w:left="720"/>
+      </w:pPr>
+      <w:r>
+        <w:rPr>
+          <w:lang w:val="gu_IN" w:bidi="gu_IN"/>
+        </w:rPr>
+      </w:r>
+      <w:r>
+        <w:rPr>
+          <w:lang w:val="gu_IN" w:bidi="gu_IN"/>
+        </w:rPr>
+        <w:t>ઉત્પત્તિ 16:5–6</w:t>
+      </w:r>
+    </w:p>
+    <w:p>
+      <w:pPr>
+        <w:pStyle w:val="ListBullet"/>
+        <w:spacing w:line="240" w:lineRule="auto"/>
+        <w:ind w:left="720"/>
+      </w:pPr>
+      <w:r>
+        <w:rPr>
+          <w:lang w:val="gu_IN" w:bidi="gu_IN"/>
+        </w:rPr>
+      </w:r>
+      <w:r>
+        <w:rPr>
+          <w:lang w:val="gu_IN" w:bidi="gu_IN"/>
+        </w:rPr>
+        <w:t>લૂક 6:27–28</w:t>
+      </w:r>
+    </w:p>
+    <w:p>
+      <w:pPr>
+        <w:pStyle w:val="ListBullet"/>
+        <w:spacing w:line="240" w:lineRule="auto"/>
+        <w:ind w:left="720"/>
+      </w:pPr>
+      <w:r>
+        <w:rPr>
+          <w:lang w:val="gu_IN" w:bidi="gu_IN"/>
+        </w:rPr>
+      </w:r>
+      <w:r>
+        <w:rPr>
+          <w:lang w:val="gu_IN" w:bidi="gu_IN"/>
+        </w:rPr>
+        <w:t>માથ્થી 20:13–14</w:t>
+      </w:r>
+    </w:p>
+    <w:p>
+      <w:pPr>
+        <w:pStyle w:val="ListBullet"/>
+        <w:spacing w:line="240" w:lineRule="auto"/>
+        <w:ind w:left="720"/>
+      </w:pPr>
+      <w:r>
+        <w:rPr>
+          <w:lang w:val="gu_IN" w:bidi="gu_IN"/>
+        </w:rPr>
+      </w:r>
+      <w:r>
+        <w:rPr>
+          <w:lang w:val="gu_IN" w:bidi="gu_IN"/>
+        </w:rPr>
+        <w:t>ગીતશાસ્ત્ર 71:12–13</w:t>
+      </w:r>
     </w:p>
     <w:p>
       <w:pPr>
@@ -4622,90 +4292,66 @@
           <w:lang w:val="gu_IN" w:bidi="gu_IN"/>
         </w:rPr>
       </w:r>
-      <w:hyperlink r:id="rId68">
-        <w:r>
-          <w:rPr>
-            <w:lang w:val="gu_IN" w:bidi="gu_IN"/>
-          </w:rPr>
-          <w:rPr>
-            <w:color w:val="0000EE"/>
-            <w:u w:val="single"/>
-          </w:rPr>
-          <w:t>2 રાજાઓ 9:35–37</w:t>
-        </w:r>
-      </w:hyperlink>
-    </w:p>
-    <w:p>
-      <w:pPr>
-        <w:pStyle w:val="ListBullet"/>
-        <w:spacing w:line="240" w:lineRule="auto"/>
-        <w:ind w:left="720"/>
-      </w:pPr>
-      <w:r>
-        <w:rPr>
-          <w:lang w:val="gu_IN" w:bidi="gu_IN"/>
-        </w:rPr>
-      </w:r>
-      <w:hyperlink r:id="rId69">
-        <w:r>
-          <w:rPr>
-            <w:lang w:val="gu_IN" w:bidi="gu_IN"/>
-          </w:rPr>
-          <w:rPr>
-            <w:color w:val="0000EE"/>
-            <w:u w:val="single"/>
-          </w:rPr>
-          <w:t>યર્મિયા 2:14–17</w:t>
-        </w:r>
-      </w:hyperlink>
-    </w:p>
-    <w:p>
-      <w:pPr>
-        <w:pStyle w:val="ListBullet"/>
-        <w:spacing w:line="240" w:lineRule="auto"/>
-        <w:ind w:left="720"/>
-      </w:pPr>
-      <w:r>
-        <w:rPr>
-          <w:lang w:val="gu_IN" w:bidi="gu_IN"/>
-        </w:rPr>
-      </w:r>
-      <w:hyperlink r:id="rId70">
-        <w:r>
-          <w:rPr>
-            <w:lang w:val="gu_IN" w:bidi="gu_IN"/>
-          </w:rPr>
-          <w:rPr>
-            <w:color w:val="0000EE"/>
-            <w:u w:val="single"/>
-          </w:rPr>
-          <w:t>યોહાન 19:17–18</w:t>
-        </w:r>
-      </w:hyperlink>
-    </w:p>
-    <w:p>
-      <w:pPr>
-        <w:pStyle w:val="ListBullet"/>
-        <w:spacing w:line="240" w:lineRule="auto"/>
-        <w:ind w:left="720"/>
-      </w:pPr>
-      <w:r>
-        <w:rPr>
-          <w:lang w:val="gu_IN" w:bidi="gu_IN"/>
-        </w:rPr>
-      </w:r>
-      <w:hyperlink r:id="rId71">
-        <w:r>
-          <w:rPr>
-            <w:lang w:val="gu_IN" w:bidi="gu_IN"/>
-          </w:rPr>
-          <w:rPr>
-            <w:color w:val="0000EE"/>
-            <w:u w:val="single"/>
-          </w:rPr>
-          <w:t>માથ્થી 27:32–34</w:t>
-        </w:r>
-      </w:hyperlink>
+      <w:r>
+        <w:rPr>
+          <w:lang w:val="gu_IN" w:bidi="gu_IN"/>
+        </w:rPr>
+        <w:t>2 રાજાઓ 9:35–37</w:t>
+      </w:r>
+    </w:p>
+    <w:p>
+      <w:pPr>
+        <w:pStyle w:val="ListBullet"/>
+        <w:spacing w:line="240" w:lineRule="auto"/>
+        <w:ind w:left="720"/>
+      </w:pPr>
+      <w:r>
+        <w:rPr>
+          <w:lang w:val="gu_IN" w:bidi="gu_IN"/>
+        </w:rPr>
+      </w:r>
+      <w:r>
+        <w:rPr>
+          <w:lang w:val="gu_IN" w:bidi="gu_IN"/>
+        </w:rPr>
+        <w:t>યર્મિયા 2:14–17</w:t>
+      </w:r>
+    </w:p>
+    <w:p>
+      <w:pPr>
+        <w:pStyle w:val="ListBullet"/>
+        <w:spacing w:line="240" w:lineRule="auto"/>
+        <w:ind w:left="720"/>
+      </w:pPr>
+      <w:r>
+        <w:rPr>
+          <w:lang w:val="gu_IN" w:bidi="gu_IN"/>
+        </w:rPr>
+      </w:r>
+      <w:r>
+        <w:rPr>
+          <w:lang w:val="gu_IN" w:bidi="gu_IN"/>
+        </w:rPr>
+        <w:t>યોહાન 19:17–18</w:t>
+      </w:r>
+    </w:p>
+    <w:p>
+      <w:pPr>
+        <w:pStyle w:val="ListBullet"/>
+        <w:spacing w:line="240" w:lineRule="auto"/>
+        <w:ind w:left="720"/>
+      </w:pPr>
+      <w:r>
+        <w:rPr>
+          <w:lang w:val="gu_IN" w:bidi="gu_IN"/>
+        </w:rPr>
+      </w:r>
+      <w:r>
+        <w:rPr>
+          <w:lang w:val="gu_IN" w:bidi="gu_IN"/>
+        </w:rPr>
+        <w:t>માથ્થી 27:32–34</w:t>
+      </w:r>
     </w:p>
     <w:p>
       <w:pPr>
@@ -5005,42 +4651,30 @@
           <w:lang w:val="gu_IN" w:bidi="gu_IN"/>
         </w:rPr>
       </w:r>
-      <w:hyperlink r:id="rId72">
-        <w:r>
-          <w:rPr>
-            <w:lang w:val="gu_IN" w:bidi="gu_IN"/>
-          </w:rPr>
-          <w:rPr>
-            <w:color w:val="0000EE"/>
-            <w:u w:val="single"/>
-          </w:rPr>
-          <w:t>ઉત્પત્તિ 6:4</w:t>
-        </w:r>
-      </w:hyperlink>
-    </w:p>
-    <w:p>
-      <w:pPr>
-        <w:pStyle w:val="ListBullet"/>
-        <w:spacing w:line="240" w:lineRule="auto"/>
-        <w:ind w:left="720"/>
-      </w:pPr>
-      <w:r>
-        <w:rPr>
-          <w:lang w:val="gu_IN" w:bidi="gu_IN"/>
-        </w:rPr>
-      </w:r>
-      <w:hyperlink r:id="rId73">
-        <w:r>
-          <w:rPr>
-            <w:lang w:val="gu_IN" w:bidi="gu_IN"/>
-          </w:rPr>
-          <w:rPr>
-            <w:color w:val="0000EE"/>
-            <w:u w:val="single"/>
-          </w:rPr>
-          <w:t>ગીતશાસ્ત્ર 135:12–14</w:t>
-        </w:r>
-      </w:hyperlink>
+      <w:r>
+        <w:rPr>
+          <w:lang w:val="gu_IN" w:bidi="gu_IN"/>
+        </w:rPr>
+        <w:t>ઉત્પત્તિ 6:4</w:t>
+      </w:r>
+    </w:p>
+    <w:p>
+      <w:pPr>
+        <w:pStyle w:val="ListBullet"/>
+        <w:spacing w:line="240" w:lineRule="auto"/>
+        <w:ind w:left="720"/>
+      </w:pPr>
+      <w:r>
+        <w:rPr>
+          <w:lang w:val="gu_IN" w:bidi="gu_IN"/>
+        </w:rPr>
+      </w:r>
+      <w:r>
+        <w:rPr>
+          <w:lang w:val="gu_IN" w:bidi="gu_IN"/>
+        </w:rPr>
+        <w:t>ગીતશાસ્ત્ર 135:12–14</w:t>
+      </w:r>
     </w:p>
     <w:p>
       <w:pPr>
@@ -5463,162 +5097,120 @@
           <w:lang w:val="gu_IN" w:bidi="gu_IN"/>
         </w:rPr>
       </w:r>
-      <w:hyperlink r:id="rId74">
-        <w:r>
-          <w:rPr>
-            <w:lang w:val="gu_IN" w:bidi="gu_IN"/>
-          </w:rPr>
-          <w:rPr>
-            <w:color w:val="0000EE"/>
-            <w:u w:val="single"/>
-          </w:rPr>
-          <w:t>પ્રેરિતો 2:34–36</w:t>
-        </w:r>
-      </w:hyperlink>
-    </w:p>
-    <w:p>
-      <w:pPr>
-        <w:pStyle w:val="ListBullet"/>
-        <w:spacing w:line="240" w:lineRule="auto"/>
-        <w:ind w:left="720"/>
-      </w:pPr>
-      <w:r>
-        <w:rPr>
-          <w:lang w:val="gu_IN" w:bidi="gu_IN"/>
-        </w:rPr>
-      </w:r>
-      <w:hyperlink r:id="rId75">
-        <w:r>
-          <w:rPr>
-            <w:lang w:val="gu_IN" w:bidi="gu_IN"/>
-          </w:rPr>
-          <w:rPr>
-            <w:color w:val="0000EE"/>
-            <w:u w:val="single"/>
-          </w:rPr>
-          <w:t>પ્રેરિતો 5:40–42</w:t>
-        </w:r>
-      </w:hyperlink>
-    </w:p>
-    <w:p>
-      <w:pPr>
-        <w:pStyle w:val="ListBullet"/>
-        <w:spacing w:line="240" w:lineRule="auto"/>
-        <w:ind w:left="720"/>
-      </w:pPr>
-      <w:r>
-        <w:rPr>
-          <w:lang w:val="gu_IN" w:bidi="gu_IN"/>
-        </w:rPr>
-      </w:r>
-      <w:hyperlink r:id="rId76">
-        <w:r>
-          <w:rPr>
-            <w:lang w:val="gu_IN" w:bidi="gu_IN"/>
-          </w:rPr>
-          <w:rPr>
-            <w:color w:val="0000EE"/>
-            <w:u w:val="single"/>
-          </w:rPr>
-          <w:t>યોહાન 1:40–42</w:t>
-        </w:r>
-      </w:hyperlink>
-    </w:p>
-    <w:p>
-      <w:pPr>
-        <w:pStyle w:val="ListBullet"/>
-        <w:spacing w:line="240" w:lineRule="auto"/>
-        <w:ind w:left="720"/>
-      </w:pPr>
-      <w:r>
-        <w:rPr>
-          <w:lang w:val="gu_IN" w:bidi="gu_IN"/>
-        </w:rPr>
-      </w:r>
-      <w:hyperlink r:id="rId77">
-        <w:r>
-          <w:rPr>
-            <w:lang w:val="gu_IN" w:bidi="gu_IN"/>
-          </w:rPr>
-          <w:rPr>
-            <w:color w:val="0000EE"/>
-            <w:u w:val="single"/>
-          </w:rPr>
-          <w:t>યોહાન 3:27–28</w:t>
-        </w:r>
-      </w:hyperlink>
-    </w:p>
-    <w:p>
-      <w:pPr>
-        <w:pStyle w:val="ListBullet"/>
-        <w:spacing w:line="240" w:lineRule="auto"/>
-        <w:ind w:left="720"/>
-      </w:pPr>
-      <w:r>
-        <w:rPr>
-          <w:lang w:val="gu_IN" w:bidi="gu_IN"/>
-        </w:rPr>
-      </w:r>
-      <w:hyperlink r:id="rId78">
-        <w:r>
-          <w:rPr>
-            <w:lang w:val="gu_IN" w:bidi="gu_IN"/>
-          </w:rPr>
-          <w:rPr>
-            <w:color w:val="0000EE"/>
-            <w:u w:val="single"/>
-          </w:rPr>
-          <w:t>યોહાન 4:25–26</w:t>
-        </w:r>
-      </w:hyperlink>
-    </w:p>
-    <w:p>
-      <w:pPr>
-        <w:pStyle w:val="ListBullet"/>
-        <w:spacing w:line="240" w:lineRule="auto"/>
-        <w:ind w:left="720"/>
-      </w:pPr>
-      <w:r>
-        <w:rPr>
-          <w:lang w:val="gu_IN" w:bidi="gu_IN"/>
-        </w:rPr>
-      </w:r>
-      <w:hyperlink r:id="rId79">
-        <w:r>
-          <w:rPr>
-            <w:lang w:val="gu_IN" w:bidi="gu_IN"/>
-          </w:rPr>
-          <w:rPr>
-            <w:color w:val="0000EE"/>
-            <w:u w:val="single"/>
-          </w:rPr>
-          <w:t>લૂક 2:10–12</w:t>
-        </w:r>
-      </w:hyperlink>
-    </w:p>
-    <w:p>
-      <w:pPr>
-        <w:pStyle w:val="ListBullet"/>
-        <w:spacing w:line="240" w:lineRule="auto"/>
-        <w:ind w:left="720"/>
-      </w:pPr>
-      <w:r>
-        <w:rPr>
-          <w:lang w:val="gu_IN" w:bidi="gu_IN"/>
-        </w:rPr>
-      </w:r>
-      <w:hyperlink r:id="rId80">
-        <w:r>
-          <w:rPr>
-            <w:lang w:val="gu_IN" w:bidi="gu_IN"/>
-          </w:rPr>
-          <w:rPr>
-            <w:color w:val="0000EE"/>
-            <w:u w:val="single"/>
-          </w:rPr>
-          <w:t>માથ્થી 1:15–17</w:t>
-        </w:r>
-      </w:hyperlink>
+      <w:r>
+        <w:rPr>
+          <w:lang w:val="gu_IN" w:bidi="gu_IN"/>
+        </w:rPr>
+        <w:t>પ્રેરિતો 2:34–36</w:t>
+      </w:r>
+    </w:p>
+    <w:p>
+      <w:pPr>
+        <w:pStyle w:val="ListBullet"/>
+        <w:spacing w:line="240" w:lineRule="auto"/>
+        <w:ind w:left="720"/>
+      </w:pPr>
+      <w:r>
+        <w:rPr>
+          <w:lang w:val="gu_IN" w:bidi="gu_IN"/>
+        </w:rPr>
+      </w:r>
+      <w:r>
+        <w:rPr>
+          <w:lang w:val="gu_IN" w:bidi="gu_IN"/>
+        </w:rPr>
+        <w:t>પ્રેરિતો 5:40–42</w:t>
+      </w:r>
+    </w:p>
+    <w:p>
+      <w:pPr>
+        <w:pStyle w:val="ListBullet"/>
+        <w:spacing w:line="240" w:lineRule="auto"/>
+        <w:ind w:left="720"/>
+      </w:pPr>
+      <w:r>
+        <w:rPr>
+          <w:lang w:val="gu_IN" w:bidi="gu_IN"/>
+        </w:rPr>
+      </w:r>
+      <w:r>
+        <w:rPr>
+          <w:lang w:val="gu_IN" w:bidi="gu_IN"/>
+        </w:rPr>
+        <w:t>યોહાન 1:40–42</w:t>
+      </w:r>
+    </w:p>
+    <w:p>
+      <w:pPr>
+        <w:pStyle w:val="ListBullet"/>
+        <w:spacing w:line="240" w:lineRule="auto"/>
+        <w:ind w:left="720"/>
+      </w:pPr>
+      <w:r>
+        <w:rPr>
+          <w:lang w:val="gu_IN" w:bidi="gu_IN"/>
+        </w:rPr>
+      </w:r>
+      <w:r>
+        <w:rPr>
+          <w:lang w:val="gu_IN" w:bidi="gu_IN"/>
+        </w:rPr>
+        <w:t>યોહાન 3:27–28</w:t>
+      </w:r>
+    </w:p>
+    <w:p>
+      <w:pPr>
+        <w:pStyle w:val="ListBullet"/>
+        <w:spacing w:line="240" w:lineRule="auto"/>
+        <w:ind w:left="720"/>
+      </w:pPr>
+      <w:r>
+        <w:rPr>
+          <w:lang w:val="gu_IN" w:bidi="gu_IN"/>
+        </w:rPr>
+      </w:r>
+      <w:r>
+        <w:rPr>
+          <w:lang w:val="gu_IN" w:bidi="gu_IN"/>
+        </w:rPr>
+        <w:t>યોહાન 4:25–26</w:t>
+      </w:r>
+    </w:p>
+    <w:p>
+      <w:pPr>
+        <w:pStyle w:val="ListBullet"/>
+        <w:spacing w:line="240" w:lineRule="auto"/>
+        <w:ind w:left="720"/>
+      </w:pPr>
+      <w:r>
+        <w:rPr>
+          <w:lang w:val="gu_IN" w:bidi="gu_IN"/>
+        </w:rPr>
+      </w:r>
+      <w:r>
+        <w:rPr>
+          <w:lang w:val="gu_IN" w:bidi="gu_IN"/>
+        </w:rPr>
+        <w:t>લૂક 2:10–12</w:t>
+      </w:r>
+    </w:p>
+    <w:p>
+      <w:pPr>
+        <w:pStyle w:val="ListBullet"/>
+        <w:spacing w:line="240" w:lineRule="auto"/>
+        <w:ind w:left="720"/>
+      </w:pPr>
+      <w:r>
+        <w:rPr>
+          <w:lang w:val="gu_IN" w:bidi="gu_IN"/>
+        </w:rPr>
+      </w:r>
+      <w:r>
+        <w:rPr>
+          <w:lang w:val="gu_IN" w:bidi="gu_IN"/>
+        </w:rPr>
+        <w:t>માથ્થી 1:15–17</w:t>
+      </w:r>
     </w:p>
     <w:p>
       <w:pPr>
@@ -5644,18 +5236,12 @@
         </w:rPr>
         <w:t>**</w:t>
       </w:r>
-      <w:hyperlink r:id="rId81">
-        <w:r>
-          <w:rPr>
-            <w:lang w:val="gu_IN" w:bidi="gu_IN"/>
-          </w:rPr>
-          <w:rPr>
-            <w:color w:val="0000EE"/>
-            <w:u w:val="single"/>
-          </w:rPr>
-          <w:t>17:7</w:t>
-        </w:r>
-      </w:hyperlink>
+      <w:r>
+        <w:rPr>
+          <w:lang w:val="gu_IN" w:bidi="gu_IN"/>
+        </w:rPr>
+        <w:t>17:7</w:t>
+      </w:r>
       <w:r>
         <w:rPr>
           <w:lang w:val="gu_IN" w:bidi="gu_IN"/>
@@ -6533,186 +6119,138 @@
           <w:lang w:val="gu_IN" w:bidi="gu_IN"/>
         </w:rPr>
       </w:r>
-      <w:hyperlink r:id="rId82">
-        <w:r>
-          <w:rPr>
-            <w:lang w:val="gu_IN" w:bidi="gu_IN"/>
-          </w:rPr>
-          <w:rPr>
-            <w:color w:val="0000EE"/>
-            <w:u w:val="single"/>
-          </w:rPr>
-          <w:t>1 યોહાન 2:4–6</w:t>
-        </w:r>
-      </w:hyperlink>
-    </w:p>
-    <w:p>
-      <w:pPr>
-        <w:pStyle w:val="ListBullet"/>
-        <w:spacing w:line="240" w:lineRule="auto"/>
-        <w:ind w:left="720"/>
-      </w:pPr>
-      <w:r>
-        <w:rPr>
-          <w:lang w:val="gu_IN" w:bidi="gu_IN"/>
-        </w:rPr>
-      </w:r>
-      <w:hyperlink r:id="rId83">
-        <w:r>
-          <w:rPr>
-            <w:lang w:val="gu_IN" w:bidi="gu_IN"/>
-          </w:rPr>
-          <w:rPr>
-            <w:color w:val="0000EE"/>
-            <w:u w:val="single"/>
-          </w:rPr>
-          <w:t>2 કરિંથી 2:16–17</w:t>
-        </w:r>
-      </w:hyperlink>
-    </w:p>
-    <w:p>
-      <w:pPr>
-        <w:pStyle w:val="ListBullet"/>
-        <w:spacing w:line="240" w:lineRule="auto"/>
-        <w:ind w:left="720"/>
-      </w:pPr>
-      <w:r>
-        <w:rPr>
-          <w:lang w:val="gu_IN" w:bidi="gu_IN"/>
-        </w:rPr>
-      </w:r>
-      <w:hyperlink r:id="rId84">
-        <w:r>
-          <w:rPr>
-            <w:lang w:val="gu_IN" w:bidi="gu_IN"/>
-          </w:rPr>
-          <w:rPr>
-            <w:color w:val="0000EE"/>
-            <w:u w:val="single"/>
-          </w:rPr>
-          <w:t>2 તિમોથી 1:1–2</w:t>
-        </w:r>
-      </w:hyperlink>
-    </w:p>
-    <w:p>
-      <w:pPr>
-        <w:pStyle w:val="ListBullet"/>
-        <w:spacing w:line="240" w:lineRule="auto"/>
-        <w:ind w:left="720"/>
-      </w:pPr>
-      <w:r>
-        <w:rPr>
-          <w:lang w:val="gu_IN" w:bidi="gu_IN"/>
-        </w:rPr>
-      </w:r>
-      <w:hyperlink r:id="rId85">
-        <w:r>
-          <w:rPr>
-            <w:lang w:val="gu_IN" w:bidi="gu_IN"/>
-          </w:rPr>
-          <w:rPr>
-            <w:color w:val="0000EE"/>
-            <w:u w:val="single"/>
-          </w:rPr>
-          <w:t>ગલાતી 1:21–24</w:t>
-        </w:r>
-      </w:hyperlink>
-    </w:p>
-    <w:p>
-      <w:pPr>
-        <w:pStyle w:val="ListBullet"/>
-        <w:spacing w:line="240" w:lineRule="auto"/>
-        <w:ind w:left="720"/>
-      </w:pPr>
-      <w:r>
-        <w:rPr>
-          <w:lang w:val="gu_IN" w:bidi="gu_IN"/>
-        </w:rPr>
-      </w:r>
-      <w:hyperlink r:id="rId86">
-        <w:r>
-          <w:rPr>
-            <w:lang w:val="gu_IN" w:bidi="gu_IN"/>
-          </w:rPr>
-          <w:rPr>
-            <w:color w:val="0000EE"/>
-            <w:u w:val="single"/>
-          </w:rPr>
-          <w:t>ગલાતી 2:17–19</w:t>
-        </w:r>
-      </w:hyperlink>
-    </w:p>
-    <w:p>
-      <w:pPr>
-        <w:pStyle w:val="ListBullet"/>
-        <w:spacing w:line="240" w:lineRule="auto"/>
-        <w:ind w:left="720"/>
-      </w:pPr>
-      <w:r>
-        <w:rPr>
-          <w:lang w:val="gu_IN" w:bidi="gu_IN"/>
-        </w:rPr>
-      </w:r>
-      <w:hyperlink r:id="rId87">
-        <w:r>
-          <w:rPr>
-            <w:lang w:val="gu_IN" w:bidi="gu_IN"/>
-          </w:rPr>
-          <w:rPr>
-            <w:color w:val="0000EE"/>
-            <w:u w:val="single"/>
-          </w:rPr>
-          <w:t>ફિલેમોન 1:4–7</w:t>
-        </w:r>
-      </w:hyperlink>
-    </w:p>
-    <w:p>
-      <w:pPr>
-        <w:pStyle w:val="ListBullet"/>
-        <w:spacing w:line="240" w:lineRule="auto"/>
-        <w:ind w:left="720"/>
-      </w:pPr>
-      <w:r>
-        <w:rPr>
-          <w:lang w:val="gu_IN" w:bidi="gu_IN"/>
-        </w:rPr>
-      </w:r>
-      <w:hyperlink r:id="rId88">
-        <w:r>
-          <w:rPr>
-            <w:lang w:val="gu_IN" w:bidi="gu_IN"/>
-          </w:rPr>
-          <w:rPr>
-            <w:color w:val="0000EE"/>
-            <w:u w:val="single"/>
-          </w:rPr>
-          <w:t>પ્રકટીકરણ 1:9–11</w:t>
-        </w:r>
-      </w:hyperlink>
-    </w:p>
-    <w:p>
-      <w:pPr>
-        <w:pStyle w:val="ListBullet"/>
-        <w:spacing w:line="240" w:lineRule="auto"/>
-        <w:ind w:left="720"/>
-      </w:pPr>
-      <w:r>
-        <w:rPr>
-          <w:lang w:val="gu_IN" w:bidi="gu_IN"/>
-        </w:rPr>
-      </w:r>
-      <w:hyperlink r:id="rId89">
-        <w:r>
-          <w:rPr>
-            <w:lang w:val="gu_IN" w:bidi="gu_IN"/>
-          </w:rPr>
-          <w:rPr>
-            <w:color w:val="0000EE"/>
-            <w:u w:val="single"/>
-          </w:rPr>
-          <w:t>રોમન 9:1–2</w:t>
-        </w:r>
-      </w:hyperlink>
+      <w:r>
+        <w:rPr>
+          <w:lang w:val="gu_IN" w:bidi="gu_IN"/>
+        </w:rPr>
+        <w:t>1 યોહાન 2:4–6</w:t>
+      </w:r>
+    </w:p>
+    <w:p>
+      <w:pPr>
+        <w:pStyle w:val="ListBullet"/>
+        <w:spacing w:line="240" w:lineRule="auto"/>
+        <w:ind w:left="720"/>
+      </w:pPr>
+      <w:r>
+        <w:rPr>
+          <w:lang w:val="gu_IN" w:bidi="gu_IN"/>
+        </w:rPr>
+      </w:r>
+      <w:r>
+        <w:rPr>
+          <w:lang w:val="gu_IN" w:bidi="gu_IN"/>
+        </w:rPr>
+        <w:t>2 કરિંથી 2:16–17</w:t>
+      </w:r>
+    </w:p>
+    <w:p>
+      <w:pPr>
+        <w:pStyle w:val="ListBullet"/>
+        <w:spacing w:line="240" w:lineRule="auto"/>
+        <w:ind w:left="720"/>
+      </w:pPr>
+      <w:r>
+        <w:rPr>
+          <w:lang w:val="gu_IN" w:bidi="gu_IN"/>
+        </w:rPr>
+      </w:r>
+      <w:r>
+        <w:rPr>
+          <w:lang w:val="gu_IN" w:bidi="gu_IN"/>
+        </w:rPr>
+        <w:t>2 તિમોથી 1:1–2</w:t>
+      </w:r>
+    </w:p>
+    <w:p>
+      <w:pPr>
+        <w:pStyle w:val="ListBullet"/>
+        <w:spacing w:line="240" w:lineRule="auto"/>
+        <w:ind w:left="720"/>
+      </w:pPr>
+      <w:r>
+        <w:rPr>
+          <w:lang w:val="gu_IN" w:bidi="gu_IN"/>
+        </w:rPr>
+      </w:r>
+      <w:r>
+        <w:rPr>
+          <w:lang w:val="gu_IN" w:bidi="gu_IN"/>
+        </w:rPr>
+        <w:t>ગલાતી 1:21–24</w:t>
+      </w:r>
+    </w:p>
+    <w:p>
+      <w:pPr>
+        <w:pStyle w:val="ListBullet"/>
+        <w:spacing w:line="240" w:lineRule="auto"/>
+        <w:ind w:left="720"/>
+      </w:pPr>
+      <w:r>
+        <w:rPr>
+          <w:lang w:val="gu_IN" w:bidi="gu_IN"/>
+        </w:rPr>
+      </w:r>
+      <w:r>
+        <w:rPr>
+          <w:lang w:val="gu_IN" w:bidi="gu_IN"/>
+        </w:rPr>
+        <w:t>ગલાતી 2:17–19</w:t>
+      </w:r>
+    </w:p>
+    <w:p>
+      <w:pPr>
+        <w:pStyle w:val="ListBullet"/>
+        <w:spacing w:line="240" w:lineRule="auto"/>
+        <w:ind w:left="720"/>
+      </w:pPr>
+      <w:r>
+        <w:rPr>
+          <w:lang w:val="gu_IN" w:bidi="gu_IN"/>
+        </w:rPr>
+      </w:r>
+      <w:r>
+        <w:rPr>
+          <w:lang w:val="gu_IN" w:bidi="gu_IN"/>
+        </w:rPr>
+        <w:t>ફિલેમોન 1:4–7</w:t>
+      </w:r>
+    </w:p>
+    <w:p>
+      <w:pPr>
+        <w:pStyle w:val="ListBullet"/>
+        <w:spacing w:line="240" w:lineRule="auto"/>
+        <w:ind w:left="720"/>
+      </w:pPr>
+      <w:r>
+        <w:rPr>
+          <w:lang w:val="gu_IN" w:bidi="gu_IN"/>
+        </w:rPr>
+      </w:r>
+      <w:r>
+        <w:rPr>
+          <w:lang w:val="gu_IN" w:bidi="gu_IN"/>
+        </w:rPr>
+        <w:t>પ્રકટીકરણ 1:9–11</w:t>
+      </w:r>
+    </w:p>
+    <w:p>
+      <w:pPr>
+        <w:pStyle w:val="ListBullet"/>
+        <w:spacing w:line="240" w:lineRule="auto"/>
+        <w:ind w:left="720"/>
+      </w:pPr>
+      <w:r>
+        <w:rPr>
+          <w:lang w:val="gu_IN" w:bidi="gu_IN"/>
+        </w:rPr>
+      </w:r>
+      <w:r>
+        <w:rPr>
+          <w:lang w:val="gu_IN" w:bidi="gu_IN"/>
+        </w:rPr>
+        <w:t>રોમન 9:1–2</w:t>
+      </w:r>
     </w:p>
     <w:p>
       <w:pPr>
@@ -7044,66 +6582,48 @@
           <w:lang w:val="gu_IN" w:bidi="gu_IN"/>
         </w:rPr>
       </w:r>
-      <w:hyperlink r:id="rId90">
-        <w:r>
-          <w:rPr>
-            <w:lang w:val="gu_IN" w:bidi="gu_IN"/>
-          </w:rPr>
-          <w:rPr>
-            <w:color w:val="0000EE"/>
-            <w:u w:val="single"/>
-          </w:rPr>
-          <w:t>1 યોહાન 2:18–19</w:t>
-        </w:r>
-      </w:hyperlink>
-    </w:p>
-    <w:p>
-      <w:pPr>
-        <w:pStyle w:val="ListBullet"/>
-        <w:spacing w:line="240" w:lineRule="auto"/>
-        <w:ind w:left="720"/>
-      </w:pPr>
-      <w:r>
-        <w:rPr>
-          <w:lang w:val="gu_IN" w:bidi="gu_IN"/>
-        </w:rPr>
-      </w:r>
-      <w:hyperlink r:id="rId91">
-        <w:r>
-          <w:rPr>
-            <w:lang w:val="gu_IN" w:bidi="gu_IN"/>
-          </w:rPr>
-          <w:rPr>
-            <w:color w:val="0000EE"/>
-            <w:u w:val="single"/>
-          </w:rPr>
-          <w:t>1 યોહાન 4:1–3</w:t>
-        </w:r>
-      </w:hyperlink>
-    </w:p>
-    <w:p>
-      <w:pPr>
-        <w:pStyle w:val="ListBullet"/>
-        <w:spacing w:line="240" w:lineRule="auto"/>
-        <w:ind w:left="720"/>
-      </w:pPr>
-      <w:r>
-        <w:rPr>
-          <w:lang w:val="gu_IN" w:bidi="gu_IN"/>
-        </w:rPr>
-      </w:r>
-      <w:hyperlink r:id="rId92">
-        <w:r>
-          <w:rPr>
-            <w:lang w:val="gu_IN" w:bidi="gu_IN"/>
-          </w:rPr>
-          <w:rPr>
-            <w:color w:val="0000EE"/>
-            <w:u w:val="single"/>
-          </w:rPr>
-          <w:t>2 યોહાન 1:7–8</w:t>
-        </w:r>
-      </w:hyperlink>
+      <w:r>
+        <w:rPr>
+          <w:lang w:val="gu_IN" w:bidi="gu_IN"/>
+        </w:rPr>
+        <w:t>1 યોહાન 2:18–19</w:t>
+      </w:r>
+    </w:p>
+    <w:p>
+      <w:pPr>
+        <w:pStyle w:val="ListBullet"/>
+        <w:spacing w:line="240" w:lineRule="auto"/>
+        <w:ind w:left="720"/>
+      </w:pPr>
+      <w:r>
+        <w:rPr>
+          <w:lang w:val="gu_IN" w:bidi="gu_IN"/>
+        </w:rPr>
+      </w:r>
+      <w:r>
+        <w:rPr>
+          <w:lang w:val="gu_IN" w:bidi="gu_IN"/>
+        </w:rPr>
+        <w:t>1 યોહાન 4:1–3</w:t>
+      </w:r>
+    </w:p>
+    <w:p>
+      <w:pPr>
+        <w:pStyle w:val="ListBullet"/>
+        <w:spacing w:line="240" w:lineRule="auto"/>
+        <w:ind w:left="720"/>
+      </w:pPr>
+      <w:r>
+        <w:rPr>
+          <w:lang w:val="gu_IN" w:bidi="gu_IN"/>
+        </w:rPr>
+      </w:r>
+      <w:r>
+        <w:rPr>
+          <w:lang w:val="gu_IN" w:bidi="gu_IN"/>
+        </w:rPr>
+        <w:t>2 યોહાન 1:7–8</w:t>
+      </w:r>
     </w:p>
     <w:p>
       <w:pPr>
